--- a/Fundamentals of the Theory of Control of Autonomous Systems/Lab №3/АПИМ-25_ЛР#3_Клименко_Епифанцев.docx
+++ b/Fundamentals of the Theory of Control of Autonomous Systems/Lab №3/АПИМ-25_ЛР#3_Клименко_Епифанцев.docx
@@ -282,7 +282,7 @@
               <w:spacing w:before="240"/>
               <w:ind w:firstLine="0"/>
               <w:rPr>
-                <w:lang w:val="ru-RU"/>
+                <w:lang w:val="en-US"/>
               </w:rPr>
             </w:pPr>
             <w:r>
@@ -290,24 +290,6 @@
                 <w:lang w:val="ru-RU"/>
               </w:rPr>
               <w:t>Епифанцев Г. А.</w:t>
-            </w:r>
-          </w:p>
-          <w:p>
-            <w:pPr>
-              <w:spacing w:before="240"/>
-              <w:ind w:firstLine="0"/>
-              <w:rPr>
-                <w:lang w:val="ru-RU"/>
-              </w:rPr>
-            </w:pPr>
-            <w:r>
-              <w:t xml:space="preserve">Вариант № </w:t>
-            </w:r>
-            <w:r>
-              <w:rPr>
-                <w:lang w:val="ru-RU"/>
-              </w:rPr>
-              <w:t>2, 17</w:t>
             </w:r>
           </w:p>
         </w:tc>
@@ -457,7 +439,7 @@
         <w:ind w:left="0" w:firstLine="0"/>
         <w:rPr>
           <w:bCs/>
-          <w:lang w:val="en-US"/>
+          <w:lang w:val="ru-RU"/>
         </w:rPr>
       </w:pPr>
       <w:bookmarkStart w:id="2" w:name="_heading=h.1fob9te"/>
@@ -960,17 +942,16 @@
       </w:tr>
       <w:tr>
         <w:trPr>
-          <w:trHeight w:val="965"/>
           <w:jc w:val="center"/>
         </w:trPr>
         <w:tc>
           <w:tcPr>
             <w:tcW w:w="2677" w:type="dxa"/>
             <w:tcMar>
-              <w:top w:w="28" w:type="dxa"/>
-              <w:left w:w="28" w:type="dxa"/>
-              <w:bottom w:w="28" w:type="dxa"/>
-              <w:right w:w="28" w:type="dxa"/>
+              <w:top w:w="100" w:type="dxa"/>
+              <w:left w:w="100" w:type="dxa"/>
+              <w:bottom w:w="100" w:type="dxa"/>
+              <w:right w:w="100" w:type="dxa"/>
             </w:tcMar>
           </w:tcPr>
           <w:p>
@@ -980,59 +961,34 @@
               <w:ind w:firstLine="0"/>
               <w:jc w:val="center"/>
               <w:rPr>
-                <w:i/>
-                <w:iCs/>
                 <w:sz w:val="18"/>
                 <w:szCs w:val="18"/>
+                <w:lang w:val="ru-RU"/>
               </w:rPr>
             </w:pPr>
             <w:r>
               <w:rPr>
-                <w:i/>
-                <w:iCs/>
                 <w:sz w:val="18"/>
                 <w:szCs w:val="18"/>
-              </w:rPr>
-              <w:t>(Пример)</w:t>
-            </w:r>
-          </w:p>
-          <w:p>
-            <w:pPr>
-              <w:widowControl w:val="0"/>
-              <w:spacing w:line="240" w:lineRule="auto"/>
-              <w:ind w:firstLine="0"/>
-              <w:jc w:val="center"/>
-              <w:rPr>
-                <w:i/>
-                <w:iCs/>
-                <w:sz w:val="18"/>
-                <w:szCs w:val="18"/>
-              </w:rPr>
-            </w:pPr>
-            <w:r>
-              <w:rPr>
-                <w:i/>
-                <w:iCs/>
-                <w:noProof/>
-                <w:sz w:val="18"/>
-                <w:szCs w:val="18"/>
+                <w:lang w:val="en-US"/>
               </w:rPr>
               <w:drawing>
-                <wp:inline distT="114300" distB="114300" distL="114300" distR="114300" wp14:anchorId="721DFC89" wp14:editId="036E08BD">
-                  <wp:extent cx="581025" cy="581025"/>
-                  <wp:effectExtent l="0" t="0" r="0" b="0"/>
-                  <wp:docPr id="19" name="image2.png"/>
-                  <wp:cNvGraphicFramePr/>
+                <wp:inline distT="0" distB="0" distL="0" distR="0" wp14:anchorId="5796450D" wp14:editId="2FD98136">
+                  <wp:extent cx="582185" cy="579600"/>
+                  <wp:effectExtent l="19050" t="19050" r="27940" b="11430"/>
+                  <wp:docPr id="414070126" name="Рисунок 1"/>
+                  <wp:cNvGraphicFramePr>
+                    <a:graphicFrameLocks xmlns:a="http://schemas.openxmlformats.org/drawingml/2006/main" noChangeAspect="1"/>
+                  </wp:cNvGraphicFramePr>
                   <a:graphic xmlns:a="http://schemas.openxmlformats.org/drawingml/2006/main">
                     <a:graphicData uri="http://schemas.openxmlformats.org/drawingml/2006/picture">
                       <pic:pic xmlns:pic="http://schemas.openxmlformats.org/drawingml/2006/picture">
                         <pic:nvPicPr>
-                          <pic:cNvPr id="0" name="image2.png"/>
-                          <pic:cNvPicPr preferRelativeResize="0"/>
+                          <pic:cNvPr id="414070126" name=""/>
+                          <pic:cNvPicPr/>
                         </pic:nvPicPr>
                         <pic:blipFill>
                           <a:blip r:embed="rId9"/>
-                          <a:srcRect/>
                           <a:stretch>
                             <a:fillRect/>
                           </a:stretch>
@@ -1040,12 +996,16 @@
                         <pic:spPr>
                           <a:xfrm>
                             <a:off x="0" y="0"/>
-                            <a:ext cx="581025" cy="581025"/>
+                            <a:ext cx="582185" cy="579600"/>
                           </a:xfrm>
                           <a:prstGeom prst="rect">
                             <a:avLst/>
                           </a:prstGeom>
-                          <a:ln/>
+                          <a:ln>
+                            <a:solidFill>
+                              <a:schemeClr val="tx1"/>
+                            </a:solidFill>
+                          </a:ln>
                         </pic:spPr>
                       </pic:pic>
                     </a:graphicData>
@@ -1059,10 +1019,10 @@
           <w:tcPr>
             <w:tcW w:w="1350" w:type="dxa"/>
             <w:tcMar>
-              <w:top w:w="28" w:type="dxa"/>
-              <w:left w:w="28" w:type="dxa"/>
-              <w:bottom w:w="28" w:type="dxa"/>
-              <w:right w:w="28" w:type="dxa"/>
+              <w:top w:w="100" w:type="dxa"/>
+              <w:left w:w="100" w:type="dxa"/>
+              <w:bottom w:w="100" w:type="dxa"/>
+              <w:right w:w="100" w:type="dxa"/>
             </w:tcMar>
           </w:tcPr>
           <w:p>
@@ -1072,45 +1032,18 @@
               <w:ind w:firstLine="0"/>
               <w:jc w:val="center"/>
               <w:rPr>
-                <w:b/>
-                <w:bCs/>
-                <w:i/>
-                <w:iCs/>
                 <w:sz w:val="18"/>
                 <w:szCs w:val="18"/>
+                <w:lang w:val="en-US"/>
               </w:rPr>
             </w:pPr>
             <w:r>
               <w:rPr>
-                <w:i/>
-                <w:iCs/>
                 <w:sz w:val="18"/>
                 <w:szCs w:val="18"/>
+                <w:lang w:val="en-US"/>
               </w:rPr>
-              <w:t>(Пример)</w:t>
-            </w:r>
-          </w:p>
-          <w:p>
-            <w:pPr>
-              <w:widowControl w:val="0"/>
-              <w:spacing w:line="240" w:lineRule="auto"/>
-              <w:ind w:firstLine="0"/>
-              <w:jc w:val="center"/>
-              <w:rPr>
-                <w:i/>
-                <w:iCs/>
-                <w:sz w:val="18"/>
-                <w:szCs w:val="18"/>
-              </w:rPr>
-            </w:pPr>
-            <w:r>
-              <w:rPr>
-                <w:i/>
-                <w:iCs/>
-                <w:sz w:val="18"/>
-                <w:szCs w:val="18"/>
-              </w:rPr>
-              <w:t>0,1</w:t>
+              <w:t>1.0</w:t>
             </w:r>
           </w:p>
         </w:tc>
@@ -1118,10 +1051,10 @@
           <w:tcPr>
             <w:tcW w:w="1965" w:type="dxa"/>
             <w:tcMar>
-              <w:top w:w="28" w:type="dxa"/>
-              <w:left w:w="28" w:type="dxa"/>
-              <w:bottom w:w="28" w:type="dxa"/>
-              <w:right w:w="28" w:type="dxa"/>
+              <w:top w:w="100" w:type="dxa"/>
+              <w:left w:w="100" w:type="dxa"/>
+              <w:bottom w:w="100" w:type="dxa"/>
+              <w:right w:w="100" w:type="dxa"/>
             </w:tcMar>
           </w:tcPr>
           <w:p>
@@ -1131,20 +1064,18 @@
               <w:ind w:firstLine="0"/>
               <w:jc w:val="center"/>
               <w:rPr>
-                <w:i/>
-                <w:iCs/>
                 <w:sz w:val="18"/>
                 <w:szCs w:val="18"/>
+                <w:lang w:val="ru-RU"/>
               </w:rPr>
             </w:pPr>
             <w:r>
               <w:rPr>
-                <w:b/>
-                <w:bCs/>
                 <w:sz w:val="18"/>
                 <w:szCs w:val="18"/>
+                <w:lang w:val="ru-RU"/>
               </w:rPr>
-              <w:t>влево/прямо/вправо</w:t>
+              <w:t>прямо</w:t>
             </w:r>
           </w:p>
         </w:tc>
@@ -1152,10 +1083,10 @@
           <w:tcPr>
             <w:tcW w:w="1485" w:type="dxa"/>
             <w:tcMar>
-              <w:top w:w="28" w:type="dxa"/>
-              <w:left w:w="28" w:type="dxa"/>
-              <w:bottom w:w="28" w:type="dxa"/>
-              <w:right w:w="28" w:type="dxa"/>
+              <w:top w:w="100" w:type="dxa"/>
+              <w:left w:w="100" w:type="dxa"/>
+              <w:bottom w:w="100" w:type="dxa"/>
+              <w:right w:w="100" w:type="dxa"/>
             </w:tcMar>
           </w:tcPr>
           <w:p>
@@ -1165,43 +1096,18 @@
               <w:ind w:firstLine="0"/>
               <w:jc w:val="center"/>
               <w:rPr>
-                <w:i/>
-                <w:iCs/>
                 <w:sz w:val="18"/>
                 <w:szCs w:val="18"/>
+                <w:lang w:val="en-US"/>
               </w:rPr>
             </w:pPr>
             <w:r>
               <w:rPr>
-                <w:i/>
-                <w:iCs/>
                 <w:sz w:val="18"/>
                 <w:szCs w:val="18"/>
+                <w:lang w:val="en-US"/>
               </w:rPr>
-              <w:t>(Пример)</w:t>
-            </w:r>
-          </w:p>
-          <w:p>
-            <w:pPr>
-              <w:widowControl w:val="0"/>
-              <w:spacing w:line="240" w:lineRule="auto"/>
-              <w:ind w:firstLine="0"/>
-              <w:jc w:val="center"/>
-              <w:rPr>
-                <w:i/>
-                <w:iCs/>
-                <w:sz w:val="18"/>
-                <w:szCs w:val="18"/>
-              </w:rPr>
-            </w:pPr>
-            <w:r>
-              <w:rPr>
-                <w:i/>
-                <w:iCs/>
-                <w:sz w:val="18"/>
-                <w:szCs w:val="18"/>
-              </w:rPr>
-              <w:t>0.4</w:t>
+              <w:t>1.0</w:t>
             </w:r>
           </w:p>
         </w:tc>
@@ -1209,10 +1115,10 @@
           <w:tcPr>
             <w:tcW w:w="2436" w:type="dxa"/>
             <w:tcMar>
-              <w:top w:w="28" w:type="dxa"/>
-              <w:left w:w="28" w:type="dxa"/>
-              <w:bottom w:w="28" w:type="dxa"/>
-              <w:right w:w="28" w:type="dxa"/>
+              <w:top w:w="100" w:type="dxa"/>
+              <w:left w:w="100" w:type="dxa"/>
+              <w:bottom w:w="100" w:type="dxa"/>
+              <w:right w:w="100" w:type="dxa"/>
             </w:tcMar>
           </w:tcPr>
           <w:p>
@@ -1222,59 +1128,34 @@
               <w:ind w:firstLine="0"/>
               <w:jc w:val="center"/>
               <w:rPr>
-                <w:i/>
-                <w:iCs/>
                 <w:sz w:val="18"/>
                 <w:szCs w:val="18"/>
+                <w:lang w:val="ru-RU"/>
               </w:rPr>
             </w:pPr>
             <w:r>
               <w:rPr>
-                <w:i/>
-                <w:iCs/>
                 <w:sz w:val="18"/>
                 <w:szCs w:val="18"/>
-              </w:rPr>
-              <w:t>(Пример)</w:t>
-            </w:r>
-          </w:p>
-          <w:p>
-            <w:pPr>
-              <w:widowControl w:val="0"/>
-              <w:spacing w:line="240" w:lineRule="auto"/>
-              <w:ind w:firstLine="0"/>
-              <w:jc w:val="center"/>
-              <w:rPr>
-                <w:i/>
-                <w:iCs/>
-                <w:sz w:val="18"/>
-                <w:szCs w:val="18"/>
-              </w:rPr>
-            </w:pPr>
-            <w:r>
-              <w:rPr>
-                <w:i/>
-                <w:iCs/>
-                <w:noProof/>
-                <w:sz w:val="18"/>
-                <w:szCs w:val="18"/>
+                <w:lang w:val="en-US"/>
               </w:rPr>
               <w:drawing>
-                <wp:inline distT="114300" distB="114300" distL="114300" distR="114300" wp14:anchorId="2F51DC9B" wp14:editId="7288E4A5">
-                  <wp:extent cx="619125" cy="600075"/>
-                  <wp:effectExtent l="0" t="0" r="0" b="0"/>
-                  <wp:docPr id="23" name="image23.png"/>
-                  <wp:cNvGraphicFramePr/>
+                <wp:inline distT="0" distB="0" distL="0" distR="0" wp14:anchorId="061BB889" wp14:editId="76100C0E">
+                  <wp:extent cx="590157" cy="579600"/>
+                  <wp:effectExtent l="19050" t="19050" r="19685" b="11430"/>
+                  <wp:docPr id="1222356814" name="Рисунок 1"/>
+                  <wp:cNvGraphicFramePr>
+                    <a:graphicFrameLocks xmlns:a="http://schemas.openxmlformats.org/drawingml/2006/main" noChangeAspect="1"/>
+                  </wp:cNvGraphicFramePr>
                   <a:graphic xmlns:a="http://schemas.openxmlformats.org/drawingml/2006/main">
                     <a:graphicData uri="http://schemas.openxmlformats.org/drawingml/2006/picture">
                       <pic:pic xmlns:pic="http://schemas.openxmlformats.org/drawingml/2006/picture">
                         <pic:nvPicPr>
-                          <pic:cNvPr id="0" name="image23.png"/>
-                          <pic:cNvPicPr preferRelativeResize="0"/>
+                          <pic:cNvPr id="1222356814" name=""/>
+                          <pic:cNvPicPr/>
                         </pic:nvPicPr>
                         <pic:blipFill>
                           <a:blip r:embed="rId10"/>
-                          <a:srcRect/>
                           <a:stretch>
                             <a:fillRect/>
                           </a:stretch>
@@ -1282,12 +1163,16 @@
                         <pic:spPr>
                           <a:xfrm>
                             <a:off x="0" y="0"/>
-                            <a:ext cx="619125" cy="600075"/>
+                            <a:ext cx="590157" cy="579600"/>
                           </a:xfrm>
                           <a:prstGeom prst="rect">
                             <a:avLst/>
                           </a:prstGeom>
-                          <a:ln/>
+                          <a:ln>
+                            <a:solidFill>
+                              <a:schemeClr val="tx1"/>
+                            </a:solidFill>
+                          </a:ln>
                         </pic:spPr>
                       </pic:pic>
                     </a:graphicData>
@@ -1317,17 +1202,59 @@
               <w:widowControl w:val="0"/>
               <w:spacing w:line="240" w:lineRule="auto"/>
               <w:ind w:firstLine="0"/>
+              <w:jc w:val="center"/>
               <w:rPr>
                 <w:sz w:val="18"/>
                 <w:szCs w:val="18"/>
+                <w:lang w:val="ru-RU"/>
               </w:rPr>
             </w:pPr>
             <w:r>
               <w:rPr>
                 <w:sz w:val="18"/>
                 <w:szCs w:val="18"/>
+                <w:lang w:val="en-US"/>
               </w:rPr>
-              <w:t>Полностью БЕЛЫЙ</w:t>
+              <w:drawing>
+                <wp:inline distT="0" distB="0" distL="0" distR="0" wp14:anchorId="335E92F0" wp14:editId="4E37D7CE">
+                  <wp:extent cx="582185" cy="579600"/>
+                  <wp:effectExtent l="19050" t="19050" r="27940" b="11430"/>
+                  <wp:docPr id="1306759240" name="Рисунок 1"/>
+                  <wp:cNvGraphicFramePr>
+                    <a:graphicFrameLocks xmlns:a="http://schemas.openxmlformats.org/drawingml/2006/main" noChangeAspect="1"/>
+                  </wp:cNvGraphicFramePr>
+                  <a:graphic xmlns:a="http://schemas.openxmlformats.org/drawingml/2006/main">
+                    <a:graphicData uri="http://schemas.openxmlformats.org/drawingml/2006/picture">
+                      <pic:pic xmlns:pic="http://schemas.openxmlformats.org/drawingml/2006/picture">
+                        <pic:nvPicPr>
+                          <pic:cNvPr id="414070126" name=""/>
+                          <pic:cNvPicPr/>
+                        </pic:nvPicPr>
+                        <pic:blipFill>
+                          <a:blip r:embed="rId9"/>
+                          <a:stretch>
+                            <a:fillRect/>
+                          </a:stretch>
+                        </pic:blipFill>
+                        <pic:spPr>
+                          <a:xfrm>
+                            <a:off x="0" y="0"/>
+                            <a:ext cx="582185" cy="579600"/>
+                          </a:xfrm>
+                          <a:prstGeom prst="rect">
+                            <a:avLst/>
+                          </a:prstGeom>
+                          <a:ln>
+                            <a:solidFill>
+                              <a:sysClr val="windowText" lastClr="000000"/>
+                            </a:solidFill>
+                          </a:ln>
+                        </pic:spPr>
+                      </pic:pic>
+                    </a:graphicData>
+                  </a:graphic>
+                </wp:inline>
+              </w:drawing>
             </w:r>
           </w:p>
         </w:tc>
@@ -1346,11 +1273,21 @@
               <w:widowControl w:val="0"/>
               <w:spacing w:line="240" w:lineRule="auto"/>
               <w:ind w:firstLine="0"/>
+              <w:jc w:val="center"/>
               <w:rPr>
                 <w:sz w:val="18"/>
                 <w:szCs w:val="18"/>
+                <w:lang w:val="ru-RU"/>
               </w:rPr>
             </w:pPr>
+            <w:r>
+              <w:rPr>
+                <w:sz w:val="18"/>
+                <w:szCs w:val="18"/>
+                <w:lang w:val="ru-RU"/>
+              </w:rPr>
+              <w:t>1.0</w:t>
+            </w:r>
           </w:p>
         </w:tc>
         <w:tc>
@@ -1368,11 +1305,21 @@
               <w:widowControl w:val="0"/>
               <w:spacing w:line="240" w:lineRule="auto"/>
               <w:ind w:firstLine="0"/>
+              <w:jc w:val="center"/>
               <w:rPr>
                 <w:sz w:val="18"/>
                 <w:szCs w:val="18"/>
+                <w:lang w:val="ru-RU"/>
               </w:rPr>
             </w:pPr>
+            <w:r>
+              <w:rPr>
+                <w:sz w:val="18"/>
+                <w:szCs w:val="18"/>
+                <w:lang w:val="ru-RU"/>
+              </w:rPr>
+              <w:t>вправо</w:t>
+            </w:r>
           </w:p>
         </w:tc>
         <w:tc>
@@ -1390,11 +1337,21 @@
               <w:widowControl w:val="0"/>
               <w:spacing w:line="240" w:lineRule="auto"/>
               <w:ind w:firstLine="0"/>
+              <w:jc w:val="center"/>
               <w:rPr>
                 <w:sz w:val="18"/>
                 <w:szCs w:val="18"/>
+                <w:lang w:val="ru-RU"/>
               </w:rPr>
             </w:pPr>
+            <w:r>
+              <w:rPr>
+                <w:sz w:val="18"/>
+                <w:szCs w:val="18"/>
+                <w:lang w:val="ru-RU"/>
+              </w:rPr>
+              <w:t>0.08</w:t>
+            </w:r>
           </w:p>
         </w:tc>
         <w:tc>
@@ -1412,17 +1369,54 @@
               <w:widowControl w:val="0"/>
               <w:spacing w:line="240" w:lineRule="auto"/>
               <w:ind w:firstLine="0"/>
+              <w:jc w:val="center"/>
               <w:rPr>
                 <w:sz w:val="18"/>
                 <w:szCs w:val="18"/>
+                <w:lang w:val="ru-RU"/>
               </w:rPr>
             </w:pPr>
             <w:r>
               <w:rPr>
                 <w:sz w:val="18"/>
                 <w:szCs w:val="18"/>
+                <w:lang w:val="ru-RU"/>
               </w:rPr>
-              <w:t xml:space="preserve">Полностью БЕЛЫЙ </w:t>
+              <w:drawing>
+                <wp:inline distT="0" distB="0" distL="0" distR="0" wp14:anchorId="43F3DB87" wp14:editId="0A3EA80D">
+                  <wp:extent cx="584831" cy="579600"/>
+                  <wp:effectExtent l="0" t="0" r="6350" b="0"/>
+                  <wp:docPr id="338822309" name="Рисунок 1"/>
+                  <wp:cNvGraphicFramePr>
+                    <a:graphicFrameLocks xmlns:a="http://schemas.openxmlformats.org/drawingml/2006/main" noChangeAspect="1"/>
+                  </wp:cNvGraphicFramePr>
+                  <a:graphic xmlns:a="http://schemas.openxmlformats.org/drawingml/2006/main">
+                    <a:graphicData uri="http://schemas.openxmlformats.org/drawingml/2006/picture">
+                      <pic:pic xmlns:pic="http://schemas.openxmlformats.org/drawingml/2006/picture">
+                        <pic:nvPicPr>
+                          <pic:cNvPr id="338822309" name=""/>
+                          <pic:cNvPicPr/>
+                        </pic:nvPicPr>
+                        <pic:blipFill>
+                          <a:blip r:embed="rId11"/>
+                          <a:stretch>
+                            <a:fillRect/>
+                          </a:stretch>
+                        </pic:blipFill>
+                        <pic:spPr>
+                          <a:xfrm>
+                            <a:off x="0" y="0"/>
+                            <a:ext cx="584831" cy="579600"/>
+                          </a:xfrm>
+                          <a:prstGeom prst="rect">
+                            <a:avLst/>
+                          </a:prstGeom>
+                        </pic:spPr>
+                      </pic:pic>
+                    </a:graphicData>
+                  </a:graphic>
+                </wp:inline>
+              </w:drawing>
             </w:r>
           </w:p>
         </w:tc>
@@ -1446,17 +1440,54 @@
               <w:widowControl w:val="0"/>
               <w:spacing w:line="240" w:lineRule="auto"/>
               <w:ind w:firstLine="0"/>
+              <w:jc w:val="center"/>
               <w:rPr>
                 <w:sz w:val="18"/>
                 <w:szCs w:val="18"/>
+                <w:lang w:val="ru-RU"/>
               </w:rPr>
             </w:pPr>
             <w:r>
               <w:rPr>
                 <w:sz w:val="18"/>
                 <w:szCs w:val="18"/>
+                <w:lang w:val="ru-RU"/>
               </w:rPr>
-              <w:t>Полностью БЕЛЫЙ</w:t>
+              <w:drawing>
+                <wp:inline distT="0" distB="0" distL="0" distR="0" wp14:anchorId="36290152" wp14:editId="4BF9775A">
+                  <wp:extent cx="584794" cy="579600"/>
+                  <wp:effectExtent l="0" t="0" r="6350" b="0"/>
+                  <wp:docPr id="1722076757" name="Рисунок 1"/>
+                  <wp:cNvGraphicFramePr>
+                    <a:graphicFrameLocks xmlns:a="http://schemas.openxmlformats.org/drawingml/2006/main" noChangeAspect="1"/>
+                  </wp:cNvGraphicFramePr>
+                  <a:graphic xmlns:a="http://schemas.openxmlformats.org/drawingml/2006/main">
+                    <a:graphicData uri="http://schemas.openxmlformats.org/drawingml/2006/picture">
+                      <pic:pic xmlns:pic="http://schemas.openxmlformats.org/drawingml/2006/picture">
+                        <pic:nvPicPr>
+                          <pic:cNvPr id="1722076757" name=""/>
+                          <pic:cNvPicPr/>
+                        </pic:nvPicPr>
+                        <pic:blipFill>
+                          <a:blip r:embed="rId12"/>
+                          <a:stretch>
+                            <a:fillRect/>
+                          </a:stretch>
+                        </pic:blipFill>
+                        <pic:spPr>
+                          <a:xfrm>
+                            <a:off x="0" y="0"/>
+                            <a:ext cx="584794" cy="579600"/>
+                          </a:xfrm>
+                          <a:prstGeom prst="rect">
+                            <a:avLst/>
+                          </a:prstGeom>
+                        </pic:spPr>
+                      </pic:pic>
+                    </a:graphicData>
+                  </a:graphic>
+                </wp:inline>
+              </w:drawing>
             </w:r>
           </w:p>
         </w:tc>
@@ -1475,11 +1506,21 @@
               <w:widowControl w:val="0"/>
               <w:spacing w:line="240" w:lineRule="auto"/>
               <w:ind w:firstLine="0"/>
+              <w:jc w:val="center"/>
               <w:rPr>
                 <w:sz w:val="18"/>
                 <w:szCs w:val="18"/>
+                <w:lang w:val="ru-RU"/>
               </w:rPr>
             </w:pPr>
+            <w:r>
+              <w:rPr>
+                <w:sz w:val="18"/>
+                <w:szCs w:val="18"/>
+                <w:lang w:val="ru-RU"/>
+              </w:rPr>
+              <w:t>0.08</w:t>
+            </w:r>
           </w:p>
         </w:tc>
         <w:tc>
@@ -1497,11 +1538,21 @@
               <w:widowControl w:val="0"/>
               <w:spacing w:line="240" w:lineRule="auto"/>
               <w:ind w:firstLine="0"/>
+              <w:jc w:val="center"/>
               <w:rPr>
                 <w:sz w:val="18"/>
                 <w:szCs w:val="18"/>
+                <w:lang w:val="ru-RU"/>
               </w:rPr>
             </w:pPr>
+            <w:r>
+              <w:rPr>
+                <w:sz w:val="18"/>
+                <w:szCs w:val="18"/>
+                <w:lang w:val="ru-RU"/>
+              </w:rPr>
+              <w:t>влево</w:t>
+            </w:r>
           </w:p>
         </w:tc>
         <w:tc>
@@ -1519,11 +1570,21 @@
               <w:widowControl w:val="0"/>
               <w:spacing w:line="240" w:lineRule="auto"/>
               <w:ind w:firstLine="0"/>
+              <w:jc w:val="center"/>
               <w:rPr>
                 <w:sz w:val="18"/>
                 <w:szCs w:val="18"/>
+                <w:lang w:val="ru-RU"/>
               </w:rPr>
             </w:pPr>
+            <w:r>
+              <w:rPr>
+                <w:sz w:val="18"/>
+                <w:szCs w:val="18"/>
+                <w:lang w:val="ru-RU"/>
+              </w:rPr>
+              <w:t>1.0</w:t>
+            </w:r>
           </w:p>
         </w:tc>
         <w:tc>
@@ -1541,17 +1602,59 @@
               <w:widowControl w:val="0"/>
               <w:spacing w:line="240" w:lineRule="auto"/>
               <w:ind w:firstLine="0"/>
+              <w:jc w:val="center"/>
               <w:rPr>
                 <w:sz w:val="18"/>
                 <w:szCs w:val="18"/>
+                <w:lang w:val="ru-RU"/>
               </w:rPr>
             </w:pPr>
             <w:r>
               <w:rPr>
                 <w:sz w:val="18"/>
                 <w:szCs w:val="18"/>
+                <w:lang w:val="en-US"/>
               </w:rPr>
-              <w:t xml:space="preserve">Полностью ЧЕРНЫЙ </w:t>
+              <w:drawing>
+                <wp:inline distT="0" distB="0" distL="0" distR="0" wp14:anchorId="6F1B0854" wp14:editId="7B1B7666">
+                  <wp:extent cx="590157" cy="579600"/>
+                  <wp:effectExtent l="19050" t="19050" r="19685" b="11430"/>
+                  <wp:docPr id="1871786183" name="Рисунок 1"/>
+                  <wp:cNvGraphicFramePr>
+                    <a:graphicFrameLocks xmlns:a="http://schemas.openxmlformats.org/drawingml/2006/main" noChangeAspect="1"/>
+                  </wp:cNvGraphicFramePr>
+                  <a:graphic xmlns:a="http://schemas.openxmlformats.org/drawingml/2006/main">
+                    <a:graphicData uri="http://schemas.openxmlformats.org/drawingml/2006/picture">
+                      <pic:pic xmlns:pic="http://schemas.openxmlformats.org/drawingml/2006/picture">
+                        <pic:nvPicPr>
+                          <pic:cNvPr id="1222356814" name=""/>
+                          <pic:cNvPicPr/>
+                        </pic:nvPicPr>
+                        <pic:blipFill>
+                          <a:blip r:embed="rId10"/>
+                          <a:stretch>
+                            <a:fillRect/>
+                          </a:stretch>
+                        </pic:blipFill>
+                        <pic:spPr>
+                          <a:xfrm>
+                            <a:off x="0" y="0"/>
+                            <a:ext cx="590157" cy="579600"/>
+                          </a:xfrm>
+                          <a:prstGeom prst="rect">
+                            <a:avLst/>
+                          </a:prstGeom>
+                          <a:ln>
+                            <a:solidFill>
+                              <a:sysClr val="windowText" lastClr="000000"/>
+                            </a:solidFill>
+                          </a:ln>
+                        </pic:spPr>
+                      </pic:pic>
+                    </a:graphicData>
+                  </a:graphic>
+                </wp:inline>
+              </w:drawing>
             </w:r>
           </w:p>
         </w:tc>
@@ -1575,17 +1678,54 @@
               <w:widowControl w:val="0"/>
               <w:spacing w:line="240" w:lineRule="auto"/>
               <w:ind w:firstLine="0"/>
+              <w:jc w:val="center"/>
               <w:rPr>
                 <w:sz w:val="18"/>
                 <w:szCs w:val="18"/>
+                <w:lang w:val="ru-RU"/>
               </w:rPr>
             </w:pPr>
             <w:r>
               <w:rPr>
                 <w:sz w:val="18"/>
                 <w:szCs w:val="18"/>
+                <w:lang w:val="ru-RU"/>
               </w:rPr>
-              <w:t>Полностью ЧЕРНЫЙ</w:t>
+              <w:drawing>
+                <wp:inline distT="0" distB="0" distL="0" distR="0" wp14:anchorId="2E877011" wp14:editId="1CE30456">
+                  <wp:extent cx="584794" cy="579600"/>
+                  <wp:effectExtent l="0" t="0" r="6350" b="0"/>
+                  <wp:docPr id="1402549913" name="Рисунок 1"/>
+                  <wp:cNvGraphicFramePr>
+                    <a:graphicFrameLocks xmlns:a="http://schemas.openxmlformats.org/drawingml/2006/main" noChangeAspect="1"/>
+                  </wp:cNvGraphicFramePr>
+                  <a:graphic xmlns:a="http://schemas.openxmlformats.org/drawingml/2006/main">
+                    <a:graphicData uri="http://schemas.openxmlformats.org/drawingml/2006/picture">
+                      <pic:pic xmlns:pic="http://schemas.openxmlformats.org/drawingml/2006/picture">
+                        <pic:nvPicPr>
+                          <pic:cNvPr id="1722076757" name=""/>
+                          <pic:cNvPicPr/>
+                        </pic:nvPicPr>
+                        <pic:blipFill>
+                          <a:blip r:embed="rId12"/>
+                          <a:stretch>
+                            <a:fillRect/>
+                          </a:stretch>
+                        </pic:blipFill>
+                        <pic:spPr>
+                          <a:xfrm>
+                            <a:off x="0" y="0"/>
+                            <a:ext cx="584794" cy="579600"/>
+                          </a:xfrm>
+                          <a:prstGeom prst="rect">
+                            <a:avLst/>
+                          </a:prstGeom>
+                        </pic:spPr>
+                      </pic:pic>
+                    </a:graphicData>
+                  </a:graphic>
+                </wp:inline>
+              </w:drawing>
             </w:r>
           </w:p>
         </w:tc>
@@ -1604,11 +1744,21 @@
               <w:widowControl w:val="0"/>
               <w:spacing w:line="240" w:lineRule="auto"/>
               <w:ind w:firstLine="0"/>
+              <w:jc w:val="center"/>
               <w:rPr>
                 <w:sz w:val="18"/>
                 <w:szCs w:val="18"/>
+                <w:lang w:val="ru-RU"/>
               </w:rPr>
             </w:pPr>
+            <w:r>
+              <w:rPr>
+                <w:sz w:val="18"/>
+                <w:szCs w:val="18"/>
+                <w:lang w:val="ru-RU"/>
+              </w:rPr>
+              <w:t>0.08</w:t>
+            </w:r>
           </w:p>
         </w:tc>
         <w:tc>
@@ -1626,11 +1776,21 @@
               <w:widowControl w:val="0"/>
               <w:spacing w:line="240" w:lineRule="auto"/>
               <w:ind w:firstLine="0"/>
+              <w:jc w:val="center"/>
               <w:rPr>
                 <w:sz w:val="18"/>
                 <w:szCs w:val="18"/>
+                <w:lang w:val="ru-RU"/>
               </w:rPr>
             </w:pPr>
+            <w:r>
+              <w:rPr>
+                <w:sz w:val="18"/>
+                <w:szCs w:val="18"/>
+                <w:lang w:val="ru-RU"/>
+              </w:rPr>
+              <w:t>прямо</w:t>
+            </w:r>
           </w:p>
         </w:tc>
         <w:tc>
@@ -1648,11 +1808,21 @@
               <w:widowControl w:val="0"/>
               <w:spacing w:line="240" w:lineRule="auto"/>
               <w:ind w:firstLine="0"/>
+              <w:jc w:val="center"/>
               <w:rPr>
                 <w:sz w:val="18"/>
                 <w:szCs w:val="18"/>
+                <w:lang w:val="ru-RU"/>
               </w:rPr>
             </w:pPr>
+            <w:r>
+              <w:rPr>
+                <w:sz w:val="18"/>
+                <w:szCs w:val="18"/>
+                <w:lang w:val="ru-RU"/>
+              </w:rPr>
+              <w:t>0.08</w:t>
+            </w:r>
           </w:p>
         </w:tc>
         <w:tc>
@@ -1670,17 +1840,54 @@
               <w:widowControl w:val="0"/>
               <w:spacing w:line="240" w:lineRule="auto"/>
               <w:ind w:firstLine="0"/>
+              <w:jc w:val="center"/>
               <w:rPr>
                 <w:sz w:val="18"/>
                 <w:szCs w:val="18"/>
+                <w:lang w:val="ru-RU"/>
               </w:rPr>
             </w:pPr>
             <w:r>
               <w:rPr>
                 <w:sz w:val="18"/>
                 <w:szCs w:val="18"/>
+                <w:lang w:val="ru-RU"/>
               </w:rPr>
-              <w:t>Полностью БЕЛЫЙ</w:t>
+              <w:drawing>
+                <wp:inline distT="0" distB="0" distL="0" distR="0" wp14:anchorId="7914D0FA" wp14:editId="2EA203A7">
+                  <wp:extent cx="584831" cy="579600"/>
+                  <wp:effectExtent l="0" t="0" r="6350" b="0"/>
+                  <wp:docPr id="1184746841" name="Рисунок 1"/>
+                  <wp:cNvGraphicFramePr>
+                    <a:graphicFrameLocks xmlns:a="http://schemas.openxmlformats.org/drawingml/2006/main" noChangeAspect="1"/>
+                  </wp:cNvGraphicFramePr>
+                  <a:graphic xmlns:a="http://schemas.openxmlformats.org/drawingml/2006/main">
+                    <a:graphicData uri="http://schemas.openxmlformats.org/drawingml/2006/picture">
+                      <pic:pic xmlns:pic="http://schemas.openxmlformats.org/drawingml/2006/picture">
+                        <pic:nvPicPr>
+                          <pic:cNvPr id="338822309" name=""/>
+                          <pic:cNvPicPr/>
+                        </pic:nvPicPr>
+                        <pic:blipFill>
+                          <a:blip r:embed="rId11"/>
+                          <a:stretch>
+                            <a:fillRect/>
+                          </a:stretch>
+                        </pic:blipFill>
+                        <pic:spPr>
+                          <a:xfrm>
+                            <a:off x="0" y="0"/>
+                            <a:ext cx="584831" cy="579600"/>
+                          </a:xfrm>
+                          <a:prstGeom prst="rect">
+                            <a:avLst/>
+                          </a:prstGeom>
+                        </pic:spPr>
+                      </pic:pic>
+                    </a:graphicData>
+                  </a:graphic>
+                </wp:inline>
+              </w:drawing>
             </w:r>
           </w:p>
         </w:tc>
@@ -1704,17 +1911,59 @@
               <w:widowControl w:val="0"/>
               <w:spacing w:line="240" w:lineRule="auto"/>
               <w:ind w:firstLine="0"/>
+              <w:jc w:val="center"/>
               <w:rPr>
                 <w:sz w:val="18"/>
                 <w:szCs w:val="18"/>
+                <w:lang w:val="ru-RU"/>
               </w:rPr>
             </w:pPr>
             <w:r>
               <w:rPr>
                 <w:sz w:val="18"/>
                 <w:szCs w:val="18"/>
+                <w:lang w:val="ru-RU"/>
               </w:rPr>
-              <w:t xml:space="preserve">Полностью ЧЕРНЫЙ </w:t>
+              <w:drawing>
+                <wp:inline distT="0" distB="0" distL="0" distR="0" wp14:anchorId="406A4C91" wp14:editId="5A9D3F4F">
+                  <wp:extent cx="584794" cy="579600"/>
+                  <wp:effectExtent l="19050" t="19050" r="25400" b="11430"/>
+                  <wp:docPr id="704378402" name="Рисунок 1"/>
+                  <wp:cNvGraphicFramePr>
+                    <a:graphicFrameLocks xmlns:a="http://schemas.openxmlformats.org/drawingml/2006/main" noChangeAspect="1"/>
+                  </wp:cNvGraphicFramePr>
+                  <a:graphic xmlns:a="http://schemas.openxmlformats.org/drawingml/2006/main">
+                    <a:graphicData uri="http://schemas.openxmlformats.org/drawingml/2006/picture">
+                      <pic:pic xmlns:pic="http://schemas.openxmlformats.org/drawingml/2006/picture">
+                        <pic:nvPicPr>
+                          <pic:cNvPr id="704378402" name=""/>
+                          <pic:cNvPicPr/>
+                        </pic:nvPicPr>
+                        <pic:blipFill>
+                          <a:blip r:embed="rId13"/>
+                          <a:stretch>
+                            <a:fillRect/>
+                          </a:stretch>
+                        </pic:blipFill>
+                        <pic:spPr>
+                          <a:xfrm>
+                            <a:off x="0" y="0"/>
+                            <a:ext cx="584794" cy="579600"/>
+                          </a:xfrm>
+                          <a:prstGeom prst="rect">
+                            <a:avLst/>
+                          </a:prstGeom>
+                          <a:ln>
+                            <a:solidFill>
+                              <a:schemeClr val="tx1"/>
+                            </a:solidFill>
+                          </a:ln>
+                        </pic:spPr>
+                      </pic:pic>
+                    </a:graphicData>
+                  </a:graphic>
+                </wp:inline>
+              </w:drawing>
             </w:r>
           </w:p>
         </w:tc>
@@ -1733,11 +1982,21 @@
               <w:widowControl w:val="0"/>
               <w:spacing w:line="240" w:lineRule="auto"/>
               <w:ind w:firstLine="0"/>
+              <w:jc w:val="center"/>
               <w:rPr>
                 <w:sz w:val="18"/>
                 <w:szCs w:val="18"/>
+                <w:lang w:val="ru-RU"/>
               </w:rPr>
             </w:pPr>
+            <w:r>
+              <w:rPr>
+                <w:sz w:val="18"/>
+                <w:szCs w:val="18"/>
+                <w:lang w:val="ru-RU"/>
+              </w:rPr>
+              <w:t>0.15</w:t>
+            </w:r>
           </w:p>
         </w:tc>
         <w:tc>
@@ -1755,11 +2014,21 @@
               <w:widowControl w:val="0"/>
               <w:spacing w:line="240" w:lineRule="auto"/>
               <w:ind w:firstLine="0"/>
+              <w:jc w:val="center"/>
               <w:rPr>
                 <w:sz w:val="18"/>
                 <w:szCs w:val="18"/>
+                <w:lang w:val="ru-RU"/>
               </w:rPr>
             </w:pPr>
+            <w:r>
+              <w:rPr>
+                <w:sz w:val="18"/>
+                <w:szCs w:val="18"/>
+                <w:lang w:val="ru-RU"/>
+              </w:rPr>
+              <w:t>влево</w:t>
+            </w:r>
           </w:p>
         </w:tc>
         <w:tc>
@@ -1777,11 +2046,21 @@
               <w:widowControl w:val="0"/>
               <w:spacing w:line="240" w:lineRule="auto"/>
               <w:ind w:firstLine="0"/>
+              <w:jc w:val="center"/>
               <w:rPr>
                 <w:sz w:val="18"/>
                 <w:szCs w:val="18"/>
+                <w:lang w:val="ru-RU"/>
               </w:rPr>
             </w:pPr>
+            <w:r>
+              <w:rPr>
+                <w:sz w:val="18"/>
+                <w:szCs w:val="18"/>
+                <w:lang w:val="ru-RU"/>
+              </w:rPr>
+              <w:t>0.69</w:t>
+            </w:r>
           </w:p>
         </w:tc>
         <w:tc>
@@ -1799,17 +2078,59 @@
               <w:widowControl w:val="0"/>
               <w:spacing w:line="240" w:lineRule="auto"/>
               <w:ind w:firstLine="0"/>
+              <w:jc w:val="center"/>
               <w:rPr>
                 <w:sz w:val="18"/>
                 <w:szCs w:val="18"/>
+                <w:lang w:val="ru-RU"/>
               </w:rPr>
             </w:pPr>
             <w:r>
               <w:rPr>
                 <w:sz w:val="18"/>
                 <w:szCs w:val="18"/>
+                <w:lang w:val="ru-RU"/>
               </w:rPr>
-              <w:t>Полностью ЧЕРНЫЙ</w:t>
+              <w:drawing>
+                <wp:inline distT="0" distB="0" distL="0" distR="0" wp14:anchorId="122474DE" wp14:editId="5E914001">
+                  <wp:extent cx="582204" cy="579600"/>
+                  <wp:effectExtent l="19050" t="19050" r="27940" b="11430"/>
+                  <wp:docPr id="1979619188" name="Рисунок 1"/>
+                  <wp:cNvGraphicFramePr>
+                    <a:graphicFrameLocks xmlns:a="http://schemas.openxmlformats.org/drawingml/2006/main" noChangeAspect="1"/>
+                  </wp:cNvGraphicFramePr>
+                  <a:graphic xmlns:a="http://schemas.openxmlformats.org/drawingml/2006/main">
+                    <a:graphicData uri="http://schemas.openxmlformats.org/drawingml/2006/picture">
+                      <pic:pic xmlns:pic="http://schemas.openxmlformats.org/drawingml/2006/picture">
+                        <pic:nvPicPr>
+                          <pic:cNvPr id="1979619188" name=""/>
+                          <pic:cNvPicPr/>
+                        </pic:nvPicPr>
+                        <pic:blipFill>
+                          <a:blip r:embed="rId14"/>
+                          <a:stretch>
+                            <a:fillRect/>
+                          </a:stretch>
+                        </pic:blipFill>
+                        <pic:spPr>
+                          <a:xfrm>
+                            <a:off x="0" y="0"/>
+                            <a:ext cx="582204" cy="579600"/>
+                          </a:xfrm>
+                          <a:prstGeom prst="rect">
+                            <a:avLst/>
+                          </a:prstGeom>
+                          <a:ln>
+                            <a:solidFill>
+                              <a:schemeClr val="tx1"/>
+                            </a:solidFill>
+                          </a:ln>
+                        </pic:spPr>
+                      </pic:pic>
+                    </a:graphicData>
+                  </a:graphic>
+                </wp:inline>
+              </w:drawing>
             </w:r>
           </w:p>
         </w:tc>
@@ -1833,17 +2154,59 @@
               <w:widowControl w:val="0"/>
               <w:spacing w:line="240" w:lineRule="auto"/>
               <w:ind w:firstLine="0"/>
+              <w:jc w:val="center"/>
               <w:rPr>
                 <w:sz w:val="18"/>
                 <w:szCs w:val="18"/>
+                <w:lang w:val="ru-RU"/>
               </w:rPr>
             </w:pPr>
             <w:r>
               <w:rPr>
                 <w:sz w:val="18"/>
                 <w:szCs w:val="18"/>
+                <w:lang w:val="ru-RU"/>
               </w:rPr>
-              <w:t>граница между белым и черными участками 1</w:t>
+              <w:drawing>
+                <wp:inline distT="0" distB="0" distL="0" distR="0" wp14:anchorId="181AEED6" wp14:editId="4C0A4BB2">
+                  <wp:extent cx="577037" cy="579600"/>
+                  <wp:effectExtent l="19050" t="19050" r="13970" b="11430"/>
+                  <wp:docPr id="852371897" name="Рисунок 1"/>
+                  <wp:cNvGraphicFramePr>
+                    <a:graphicFrameLocks xmlns:a="http://schemas.openxmlformats.org/drawingml/2006/main" noChangeAspect="1"/>
+                  </wp:cNvGraphicFramePr>
+                  <a:graphic xmlns:a="http://schemas.openxmlformats.org/drawingml/2006/main">
+                    <a:graphicData uri="http://schemas.openxmlformats.org/drawingml/2006/picture">
+                      <pic:pic xmlns:pic="http://schemas.openxmlformats.org/drawingml/2006/picture">
+                        <pic:nvPicPr>
+                          <pic:cNvPr id="852371897" name=""/>
+                          <pic:cNvPicPr/>
+                        </pic:nvPicPr>
+                        <pic:blipFill>
+                          <a:blip r:embed="rId15"/>
+                          <a:stretch>
+                            <a:fillRect/>
+                          </a:stretch>
+                        </pic:blipFill>
+                        <pic:spPr>
+                          <a:xfrm>
+                            <a:off x="0" y="0"/>
+                            <a:ext cx="577037" cy="579600"/>
+                          </a:xfrm>
+                          <a:prstGeom prst="rect">
+                            <a:avLst/>
+                          </a:prstGeom>
+                          <a:ln>
+                            <a:solidFill>
+                              <a:schemeClr val="tx1"/>
+                            </a:solidFill>
+                          </a:ln>
+                        </pic:spPr>
+                      </pic:pic>
+                    </a:graphicData>
+                  </a:graphic>
+                </wp:inline>
+              </w:drawing>
             </w:r>
           </w:p>
         </w:tc>
@@ -1862,11 +2225,21 @@
               <w:widowControl w:val="0"/>
               <w:spacing w:line="240" w:lineRule="auto"/>
               <w:ind w:firstLine="0"/>
+              <w:jc w:val="center"/>
               <w:rPr>
                 <w:sz w:val="18"/>
                 <w:szCs w:val="18"/>
+                <w:lang w:val="ru-RU"/>
               </w:rPr>
             </w:pPr>
+            <w:r>
+              <w:rPr>
+                <w:sz w:val="18"/>
+                <w:szCs w:val="18"/>
+                <w:lang w:val="ru-RU"/>
+              </w:rPr>
+              <w:t>0.77</w:t>
+            </w:r>
           </w:p>
         </w:tc>
         <w:tc>
@@ -1884,11 +2257,21 @@
               <w:widowControl w:val="0"/>
               <w:spacing w:line="240" w:lineRule="auto"/>
               <w:ind w:firstLine="0"/>
+              <w:jc w:val="center"/>
               <w:rPr>
                 <w:sz w:val="18"/>
                 <w:szCs w:val="18"/>
+                <w:lang w:val="ru-RU"/>
               </w:rPr>
             </w:pPr>
+            <w:r>
+              <w:rPr>
+                <w:sz w:val="18"/>
+                <w:szCs w:val="18"/>
+                <w:lang w:val="ru-RU"/>
+              </w:rPr>
+              <w:t>вправо</w:t>
+            </w:r>
           </w:p>
         </w:tc>
         <w:tc>
@@ -1906,11 +2289,21 @@
               <w:widowControl w:val="0"/>
               <w:spacing w:line="240" w:lineRule="auto"/>
               <w:ind w:firstLine="0"/>
+              <w:jc w:val="center"/>
               <w:rPr>
                 <w:sz w:val="18"/>
                 <w:szCs w:val="18"/>
+                <w:lang w:val="ru-RU"/>
               </w:rPr>
             </w:pPr>
+            <w:r>
+              <w:rPr>
+                <w:sz w:val="18"/>
+                <w:szCs w:val="18"/>
+                <w:lang w:val="ru-RU"/>
+              </w:rPr>
+              <w:t>0.27</w:t>
+            </w:r>
           </w:p>
         </w:tc>
         <w:tc>
@@ -1928,146 +2321,59 @@
               <w:widowControl w:val="0"/>
               <w:spacing w:line="240" w:lineRule="auto"/>
               <w:ind w:firstLine="0"/>
+              <w:jc w:val="center"/>
               <w:rPr>
                 <w:sz w:val="18"/>
                 <w:szCs w:val="18"/>
+                <w:lang w:val="ru-RU"/>
               </w:rPr>
             </w:pPr>
             <w:r>
               <w:rPr>
                 <w:sz w:val="18"/>
                 <w:szCs w:val="18"/>
+                <w:lang w:val="ru-RU"/>
               </w:rPr>
-              <w:t>граница между белым и черными участками 3</w:t>
-            </w:r>
-          </w:p>
-        </w:tc>
-      </w:tr>
-      <w:tr>
-        <w:trPr>
-          <w:jc w:val="center"/>
-        </w:trPr>
-        <w:tc>
-          <w:tcPr>
-            <w:tcW w:w="2677" w:type="dxa"/>
-            <w:tcMar>
-              <w:top w:w="100" w:type="dxa"/>
-              <w:left w:w="100" w:type="dxa"/>
-              <w:bottom w:w="100" w:type="dxa"/>
-              <w:right w:w="100" w:type="dxa"/>
-            </w:tcMar>
-          </w:tcPr>
-          <w:p>
-            <w:pPr>
-              <w:widowControl w:val="0"/>
-              <w:spacing w:line="240" w:lineRule="auto"/>
-              <w:ind w:firstLine="0"/>
-              <w:rPr>
-                <w:sz w:val="18"/>
-                <w:szCs w:val="18"/>
-              </w:rPr>
-            </w:pPr>
-            <w:r>
-              <w:rPr>
-                <w:sz w:val="18"/>
-                <w:szCs w:val="18"/>
-              </w:rPr>
-              <w:t>граница между белым и черными участками 2</w:t>
-            </w:r>
-          </w:p>
-        </w:tc>
-        <w:tc>
-          <w:tcPr>
-            <w:tcW w:w="1350" w:type="dxa"/>
-            <w:tcMar>
-              <w:top w:w="100" w:type="dxa"/>
-              <w:left w:w="100" w:type="dxa"/>
-              <w:bottom w:w="100" w:type="dxa"/>
-              <w:right w:w="100" w:type="dxa"/>
-            </w:tcMar>
-          </w:tcPr>
-          <w:p>
-            <w:pPr>
-              <w:widowControl w:val="0"/>
-              <w:spacing w:line="240" w:lineRule="auto"/>
-              <w:ind w:firstLine="0"/>
-              <w:rPr>
-                <w:sz w:val="18"/>
-                <w:szCs w:val="18"/>
-              </w:rPr>
-            </w:pPr>
-          </w:p>
-        </w:tc>
-        <w:tc>
-          <w:tcPr>
-            <w:tcW w:w="1965" w:type="dxa"/>
-            <w:tcMar>
-              <w:top w:w="100" w:type="dxa"/>
-              <w:left w:w="100" w:type="dxa"/>
-              <w:bottom w:w="100" w:type="dxa"/>
-              <w:right w:w="100" w:type="dxa"/>
-            </w:tcMar>
-          </w:tcPr>
-          <w:p>
-            <w:pPr>
-              <w:widowControl w:val="0"/>
-              <w:spacing w:line="240" w:lineRule="auto"/>
-              <w:ind w:firstLine="0"/>
-              <w:rPr>
-                <w:sz w:val="18"/>
-                <w:szCs w:val="18"/>
-              </w:rPr>
-            </w:pPr>
-          </w:p>
-        </w:tc>
-        <w:tc>
-          <w:tcPr>
-            <w:tcW w:w="1485" w:type="dxa"/>
-            <w:tcMar>
-              <w:top w:w="100" w:type="dxa"/>
-              <w:left w:w="100" w:type="dxa"/>
-              <w:bottom w:w="100" w:type="dxa"/>
-              <w:right w:w="100" w:type="dxa"/>
-            </w:tcMar>
-          </w:tcPr>
-          <w:p>
-            <w:pPr>
-              <w:widowControl w:val="0"/>
-              <w:spacing w:line="240" w:lineRule="auto"/>
-              <w:ind w:firstLine="0"/>
-              <w:rPr>
-                <w:sz w:val="18"/>
-                <w:szCs w:val="18"/>
-              </w:rPr>
-            </w:pPr>
-          </w:p>
-        </w:tc>
-        <w:tc>
-          <w:tcPr>
-            <w:tcW w:w="2436" w:type="dxa"/>
-            <w:tcMar>
-              <w:top w:w="100" w:type="dxa"/>
-              <w:left w:w="100" w:type="dxa"/>
-              <w:bottom w:w="100" w:type="dxa"/>
-              <w:right w:w="100" w:type="dxa"/>
-            </w:tcMar>
-          </w:tcPr>
-          <w:p>
-            <w:pPr>
-              <w:widowControl w:val="0"/>
-              <w:spacing w:line="240" w:lineRule="auto"/>
-              <w:ind w:firstLine="0"/>
-              <w:rPr>
-                <w:sz w:val="18"/>
-                <w:szCs w:val="18"/>
-              </w:rPr>
-            </w:pPr>
-            <w:r>
-              <w:rPr>
-                <w:sz w:val="18"/>
-                <w:szCs w:val="18"/>
-              </w:rPr>
-              <w:t>граница между белым и черными участками 4</w:t>
+              <w:drawing>
+                <wp:inline distT="0" distB="0" distL="0" distR="0" wp14:anchorId="329AA6DB" wp14:editId="1D79EA21">
+                  <wp:extent cx="587482" cy="579600"/>
+                  <wp:effectExtent l="19050" t="19050" r="22225" b="11430"/>
+                  <wp:docPr id="654935436" name="Рисунок 1"/>
+                  <wp:cNvGraphicFramePr>
+                    <a:graphicFrameLocks xmlns:a="http://schemas.openxmlformats.org/drawingml/2006/main" noChangeAspect="1"/>
+                  </wp:cNvGraphicFramePr>
+                  <a:graphic xmlns:a="http://schemas.openxmlformats.org/drawingml/2006/main">
+                    <a:graphicData uri="http://schemas.openxmlformats.org/drawingml/2006/picture">
+                      <pic:pic xmlns:pic="http://schemas.openxmlformats.org/drawingml/2006/picture">
+                        <pic:nvPicPr>
+                          <pic:cNvPr id="654935436" name=""/>
+                          <pic:cNvPicPr/>
+                        </pic:nvPicPr>
+                        <pic:blipFill>
+                          <a:blip r:embed="rId16"/>
+                          <a:stretch>
+                            <a:fillRect/>
+                          </a:stretch>
+                        </pic:blipFill>
+                        <pic:spPr>
+                          <a:xfrm>
+                            <a:off x="0" y="0"/>
+                            <a:ext cx="587482" cy="579600"/>
+                          </a:xfrm>
+                          <a:prstGeom prst="rect">
+                            <a:avLst/>
+                          </a:prstGeom>
+                          <a:ln>
+                            <a:solidFill>
+                              <a:schemeClr val="tx1"/>
+                            </a:solidFill>
+                          </a:ln>
+                        </pic:spPr>
+                      </pic:pic>
+                    </a:graphicData>
+                  </a:graphic>
+                </wp:inline>
+              </w:drawing>
             </w:r>
           </w:p>
         </w:tc>
@@ -15056,28 +15362,28 @@
 </file>
 
 <file path=customXml/item1.xml><?xml version="1.0" encoding="utf-8"?>
+<b:Sources xmlns:b="http://schemas.openxmlformats.org/officeDocument/2006/bibliography" xmlns="http://schemas.openxmlformats.org/officeDocument/2006/bibliography" SelectedStyle="\APASixthEditionOfficeOnline.xsl" StyleName="APA" Version="6"/>
+</file>
+
+<file path=customXml/item2.xml><?xml version="1.0" encoding="utf-8"?>
 <go:gDocsCustomXmlDataStorage xmlns:go="http://customooxmlschemas.google.com/" xmlns:r="http://schemas.openxmlformats.org/officeDocument/2006/relationships" uri="GoogleDocsCustomDataVersion2">
   <go:docsCustomData xmlns:go="http://customooxmlschemas.google.com/" roundtripDataSignature="AMtx7mgn0l9GK4h4DQ3+Y+FJ7YYKWE68tg==">CgMxLjAyCGguZ2pkZ3hzMgloLjMwajB6bGwyCWguMWZvYjl0ZTIJaC4zem55c2g3MgloLjJldDkycDA4AHIhMWNpU3V3T3FWY3FYN213alY5TlhqMFlMS0MzcEtWVDZf</go:docsCustomData>
 </go:gDocsCustomXmlDataStorage>
 </file>
 
-<file path=customXml/item2.xml><?xml version="1.0" encoding="utf-8"?>
-<b:Sources xmlns:b="http://schemas.openxmlformats.org/officeDocument/2006/bibliography" xmlns="http://schemas.openxmlformats.org/officeDocument/2006/bibliography" SelectedStyle="\APASixthEditionOfficeOnline.xsl" StyleName="APA" Version="6"/>
+<file path=customXml/itemProps1.xml><?xml version="1.0" encoding="utf-8"?>
+<ds:datastoreItem xmlns:ds="http://schemas.openxmlformats.org/officeDocument/2006/customXml" ds:itemID="{A8BE54C3-947E-43D7-9A8E-8DE25D4B9044}">
+  <ds:schemaRefs>
+    <ds:schemaRef ds:uri="http://schemas.openxmlformats.org/officeDocument/2006/bibliography"/>
+  </ds:schemaRefs>
+</ds:datastoreItem>
 </file>
 
-<file path=customXml/itemProps1.xml><?xml version="1.0" encoding="utf-8"?>
+<file path=customXml/itemProps2.xml><?xml version="1.0" encoding="utf-8"?>
 <ds:datastoreItem xmlns:ds="http://schemas.openxmlformats.org/officeDocument/2006/customXml" ds:itemID="{11111111-1234-1234-1234-123412341234}">
   <ds:schemaRefs>
     <ds:schemaRef ds:uri="http://customooxmlschemas.google.com/"/>
     <ds:schemaRef ds:uri="http://schemas.openxmlformats.org/officeDocument/2006/relationships"/>
   </ds:schemaRefs>
 </ds:datastoreItem>
-</file>
-
-<file path=customXml/itemProps2.xml><?xml version="1.0" encoding="utf-8"?>
-<ds:datastoreItem xmlns:ds="http://schemas.openxmlformats.org/officeDocument/2006/customXml" ds:itemID="{A8BE54C3-947E-43D7-9A8E-8DE25D4B9044}">
-  <ds:schemaRefs>
-    <ds:schemaRef ds:uri="http://schemas.openxmlformats.org/officeDocument/2006/bibliography"/>
-  </ds:schemaRefs>
-</ds:datastoreItem>
 </file>
--- a/Fundamentals of the Theory of Control of Autonomous Systems/Lab №3/АПИМ-25_ЛР#3_Клименко_Епифанцев.docx
+++ b/Fundamentals of the Theory of Control of Autonomous Systems/Lab №3/АПИМ-25_ЛР#3_Клименко_Епифанцев.docx
@@ -282,7 +282,7 @@
               <w:spacing w:before="240"/>
               <w:ind w:firstLine="0"/>
               <w:rPr>
-                <w:lang w:val="en-US"/>
+                <w:lang w:val="ru-RU"/>
               </w:rPr>
             </w:pPr>
             <w:r>
@@ -968,6 +968,7 @@
             </w:pPr>
             <w:r>
               <w:rPr>
+                <w:noProof/>
                 <w:sz w:val="18"/>
                 <w:szCs w:val="18"/>
                 <w:lang w:val="en-US"/>
@@ -1135,6 +1136,7 @@
             </w:pPr>
             <w:r>
               <w:rPr>
+                <w:noProof/>
                 <w:sz w:val="18"/>
                 <w:szCs w:val="18"/>
                 <w:lang w:val="en-US"/>
@@ -1211,6 +1213,7 @@
             </w:pPr>
             <w:r>
               <w:rPr>
+                <w:noProof/>
                 <w:sz w:val="18"/>
                 <w:szCs w:val="18"/>
                 <w:lang w:val="en-US"/>
@@ -1378,6 +1381,7 @@
             </w:pPr>
             <w:r>
               <w:rPr>
+                <w:noProof/>
                 <w:sz w:val="18"/>
                 <w:szCs w:val="18"/>
                 <w:lang w:val="ru-RU"/>
@@ -1449,6 +1453,7 @@
             </w:pPr>
             <w:r>
               <w:rPr>
+                <w:noProof/>
                 <w:sz w:val="18"/>
                 <w:szCs w:val="18"/>
                 <w:lang w:val="ru-RU"/>
@@ -1611,6 +1616,7 @@
             </w:pPr>
             <w:r>
               <w:rPr>
+                <w:noProof/>
                 <w:sz w:val="18"/>
                 <w:szCs w:val="18"/>
                 <w:lang w:val="en-US"/>
@@ -1687,6 +1693,7 @@
             </w:pPr>
             <w:r>
               <w:rPr>
+                <w:noProof/>
                 <w:sz w:val="18"/>
                 <w:szCs w:val="18"/>
                 <w:lang w:val="ru-RU"/>
@@ -1849,6 +1856,7 @@
             </w:pPr>
             <w:r>
               <w:rPr>
+                <w:noProof/>
                 <w:sz w:val="18"/>
                 <w:szCs w:val="18"/>
                 <w:lang w:val="ru-RU"/>
@@ -1920,6 +1928,7 @@
             </w:pPr>
             <w:r>
               <w:rPr>
+                <w:noProof/>
                 <w:sz w:val="18"/>
                 <w:szCs w:val="18"/>
                 <w:lang w:val="ru-RU"/>
@@ -2087,6 +2096,7 @@
             </w:pPr>
             <w:r>
               <w:rPr>
+                <w:noProof/>
                 <w:sz w:val="18"/>
                 <w:szCs w:val="18"/>
                 <w:lang w:val="ru-RU"/>
@@ -2163,6 +2173,7 @@
             </w:pPr>
             <w:r>
               <w:rPr>
+                <w:noProof/>
                 <w:sz w:val="18"/>
                 <w:szCs w:val="18"/>
                 <w:lang w:val="ru-RU"/>
@@ -2330,6 +2341,7 @@
             </w:pPr>
             <w:r>
               <w:rPr>
+                <w:noProof/>
                 <w:sz w:val="18"/>
                 <w:szCs w:val="18"/>
                 <w:lang w:val="ru-RU"/>
@@ -2384,7 +2396,1575 @@
         <w:pStyle w:val="2"/>
         <w:ind w:left="0" w:firstLine="0"/>
       </w:pPr>
+    </w:p>
+    <w:p>
+      <w:pPr>
+        <w:rPr>
+          <w:b/>
+          <w:sz w:val="26"/>
+          <w:szCs w:val="26"/>
+        </w:rPr>
+      </w:pPr>
       <w:r>
+        <w:br w:type="page"/>
+      </w:r>
+    </w:p>
+    <w:tbl>
+      <w:tblPr>
+        <w:tblStyle w:val="StGen17"/>
+        <w:tblW w:w="10200" w:type="dxa"/>
+        <w:tblInd w:w="0" w:type="dxa"/>
+        <w:tblBorders>
+          <w:top w:val="single" w:sz="8" w:space="0" w:color="000000"/>
+          <w:left w:val="single" w:sz="8" w:space="0" w:color="000000"/>
+          <w:bottom w:val="single" w:sz="8" w:space="0" w:color="000000"/>
+          <w:right w:val="single" w:sz="8" w:space="0" w:color="000000"/>
+          <w:insideH w:val="single" w:sz="8" w:space="0" w:color="000000"/>
+          <w:insideV w:val="single" w:sz="8" w:space="0" w:color="000000"/>
+        </w:tblBorders>
+        <w:tblLayout w:type="fixed"/>
+        <w:tblLook w:val="0600" w:firstRow="0" w:lastRow="0" w:firstColumn="0" w:lastColumn="0" w:noHBand="1" w:noVBand="1"/>
+      </w:tblPr>
+      <w:tblGrid>
+        <w:gridCol w:w="10200"/>
+      </w:tblGrid>
+      <w:tr>
+        <w:tc>
+          <w:tcPr>
+            <w:tcW w:w="10207" w:type="dxa"/>
+            <w:tcBorders>
+              <w:top w:val="single" w:sz="8" w:space="0" w:color="000000"/>
+              <w:left w:val="single" w:sz="8" w:space="0" w:color="000000"/>
+              <w:bottom w:val="single" w:sz="8" w:space="0" w:color="000000"/>
+              <w:right w:val="single" w:sz="8" w:space="0" w:color="000000"/>
+            </w:tcBorders>
+          </w:tcPr>
+          <w:p>
+            <w:pPr>
+              <w:ind w:firstLine="0"/>
+              <w:rPr>
+                <w:rFonts w:ascii="Consolas" w:eastAsia="Consolas" w:hAnsi="Consolas" w:cs="Consolas"/>
+                <w:sz w:val="20"/>
+                <w:szCs w:val="20"/>
+                <w:lang w:val="ru-RU"/>
+              </w:rPr>
+            </w:pPr>
+            <w:r>
+              <w:rPr>
+                <w:rFonts w:ascii="Consolas" w:eastAsia="Consolas" w:hAnsi="Consolas" w:cs="Consolas"/>
+                <w:sz w:val="20"/>
+                <w:szCs w:val="20"/>
+              </w:rPr>
+              <w:lastRenderedPageBreak/>
+              <w:t>Листинг управляющей программы</w:t>
+            </w:r>
+          </w:p>
+          <w:p>
+            <w:pPr>
+              <w:ind w:firstLine="0"/>
+            </w:pPr>
+          </w:p>
+          <w:p>
+            <w:pPr>
+              <w:ind w:firstLine="0"/>
+              <w:rPr>
+                <w:rFonts w:ascii="Consolas" w:eastAsia="Consolas" w:hAnsi="Consolas" w:cs="Consolas"/>
+                <w:sz w:val="20"/>
+                <w:szCs w:val="20"/>
+                <w:lang w:val="en-US"/>
+              </w:rPr>
+            </w:pPr>
+            <w:r>
+              <w:rPr>
+                <w:rFonts w:ascii="Consolas" w:eastAsia="Consolas" w:hAnsi="Consolas" w:cs="Consolas"/>
+                <w:sz w:val="20"/>
+                <w:szCs w:val="20"/>
+                <w:lang w:val="en-US"/>
+              </w:rPr>
+              <w:t>def sysCall_thread():</w:t>
+            </w:r>
+          </w:p>
+          <w:p>
+            <w:pPr>
+              <w:ind w:firstLine="0"/>
+              <w:rPr>
+                <w:rFonts w:ascii="Consolas" w:eastAsia="Consolas" w:hAnsi="Consolas" w:cs="Consolas"/>
+                <w:sz w:val="20"/>
+                <w:szCs w:val="20"/>
+                <w:lang w:val="en-US"/>
+              </w:rPr>
+            </w:pPr>
+            <w:r>
+              <w:rPr>
+                <w:rFonts w:ascii="Consolas" w:eastAsia="Consolas" w:hAnsi="Consolas" w:cs="Consolas"/>
+                <w:sz w:val="20"/>
+                <w:szCs w:val="20"/>
+                <w:lang w:val="en-US"/>
+              </w:rPr>
+              <w:t xml:space="preserve">    sim.setStepping(True)</w:t>
+            </w:r>
+          </w:p>
+          <w:p>
+            <w:pPr>
+              <w:ind w:firstLine="0"/>
+              <w:rPr>
+                <w:rFonts w:ascii="Consolas" w:eastAsia="Consolas" w:hAnsi="Consolas" w:cs="Consolas"/>
+                <w:sz w:val="20"/>
+                <w:szCs w:val="20"/>
+                <w:lang w:val="en-US"/>
+              </w:rPr>
+            </w:pPr>
+            <w:r>
+              <w:rPr>
+                <w:rFonts w:ascii="Consolas" w:eastAsia="Consolas" w:hAnsi="Consolas" w:cs="Consolas"/>
+                <w:sz w:val="20"/>
+                <w:szCs w:val="20"/>
+                <w:lang w:val="en-US"/>
+              </w:rPr>
+              <w:t xml:space="preserve">    sim.handleVisionSensor(sim.handle_all) </w:t>
+            </w:r>
+          </w:p>
+          <w:p>
+            <w:pPr>
+              <w:ind w:firstLine="0"/>
+              <w:rPr>
+                <w:rFonts w:ascii="Consolas" w:eastAsia="Consolas" w:hAnsi="Consolas" w:cs="Consolas"/>
+                <w:sz w:val="20"/>
+                <w:szCs w:val="20"/>
+                <w:lang w:val="en-US"/>
+              </w:rPr>
+            </w:pPr>
+            <w:r>
+              <w:rPr>
+                <w:rFonts w:ascii="Consolas" w:eastAsia="Consolas" w:hAnsi="Consolas" w:cs="Consolas"/>
+                <w:sz w:val="20"/>
+                <w:szCs w:val="20"/>
+                <w:lang w:val="en-US"/>
+              </w:rPr>
+              <w:t xml:space="preserve">    </w:t>
+            </w:r>
+          </w:p>
+          <w:p>
+            <w:pPr>
+              <w:ind w:firstLine="0"/>
+              <w:rPr>
+                <w:rFonts w:ascii="Consolas" w:eastAsia="Consolas" w:hAnsi="Consolas" w:cs="Consolas"/>
+                <w:sz w:val="20"/>
+                <w:szCs w:val="20"/>
+                <w:lang w:val="en-US"/>
+              </w:rPr>
+            </w:pPr>
+            <w:r>
+              <w:rPr>
+                <w:rFonts w:ascii="Consolas" w:eastAsia="Consolas" w:hAnsi="Consolas" w:cs="Consolas"/>
+                <w:sz w:val="20"/>
+                <w:szCs w:val="20"/>
+                <w:lang w:val="en-US"/>
+              </w:rPr>
+              <w:t xml:space="preserve">    global left_motor_ID</w:t>
+            </w:r>
+          </w:p>
+          <w:p>
+            <w:pPr>
+              <w:ind w:firstLine="0"/>
+              <w:rPr>
+                <w:rFonts w:ascii="Consolas" w:eastAsia="Consolas" w:hAnsi="Consolas" w:cs="Consolas"/>
+                <w:sz w:val="20"/>
+                <w:szCs w:val="20"/>
+                <w:lang w:val="en-US"/>
+              </w:rPr>
+            </w:pPr>
+            <w:r>
+              <w:rPr>
+                <w:rFonts w:ascii="Consolas" w:eastAsia="Consolas" w:hAnsi="Consolas" w:cs="Consolas"/>
+                <w:sz w:val="20"/>
+                <w:szCs w:val="20"/>
+                <w:lang w:val="en-US"/>
+              </w:rPr>
+              <w:t xml:space="preserve">    global right_motor_ID</w:t>
+            </w:r>
+          </w:p>
+          <w:p>
+            <w:pPr>
+              <w:ind w:firstLine="0"/>
+              <w:rPr>
+                <w:rFonts w:ascii="Consolas" w:eastAsia="Consolas" w:hAnsi="Consolas" w:cs="Consolas"/>
+                <w:sz w:val="20"/>
+                <w:szCs w:val="20"/>
+                <w:lang w:val="en-US"/>
+              </w:rPr>
+            </w:pPr>
+            <w:r>
+              <w:rPr>
+                <w:rFonts w:ascii="Consolas" w:eastAsia="Consolas" w:hAnsi="Consolas" w:cs="Consolas"/>
+                <w:sz w:val="20"/>
+                <w:szCs w:val="20"/>
+                <w:lang w:val="en-US"/>
+              </w:rPr>
+              <w:t xml:space="preserve">    </w:t>
+            </w:r>
+          </w:p>
+          <w:p>
+            <w:pPr>
+              <w:ind w:firstLine="0"/>
+              <w:rPr>
+                <w:rFonts w:ascii="Consolas" w:eastAsia="Consolas" w:hAnsi="Consolas" w:cs="Consolas"/>
+                <w:sz w:val="20"/>
+                <w:szCs w:val="20"/>
+                <w:lang w:val="en-US"/>
+              </w:rPr>
+            </w:pPr>
+            <w:r>
+              <w:rPr>
+                <w:rFonts w:ascii="Consolas" w:eastAsia="Consolas" w:hAnsi="Consolas" w:cs="Consolas"/>
+                <w:sz w:val="20"/>
+                <w:szCs w:val="20"/>
+                <w:lang w:val="en-US"/>
+              </w:rPr>
+              <w:t xml:space="preserve">    left_motor_ID = sim.getObject("/VehicleBase/revj_WL")</w:t>
+            </w:r>
+          </w:p>
+          <w:p>
+            <w:pPr>
+              <w:ind w:firstLine="0"/>
+              <w:rPr>
+                <w:rFonts w:ascii="Consolas" w:eastAsia="Consolas" w:hAnsi="Consolas" w:cs="Consolas"/>
+                <w:sz w:val="20"/>
+                <w:szCs w:val="20"/>
+                <w:lang w:val="en-US"/>
+              </w:rPr>
+            </w:pPr>
+            <w:r>
+              <w:rPr>
+                <w:rFonts w:ascii="Consolas" w:eastAsia="Consolas" w:hAnsi="Consolas" w:cs="Consolas"/>
+                <w:sz w:val="20"/>
+                <w:szCs w:val="20"/>
+                <w:lang w:val="en-US"/>
+              </w:rPr>
+              <w:t xml:space="preserve">    right_motor_ID = sim.getObject("/VehicleBase/revj_WR")</w:t>
+            </w:r>
+          </w:p>
+          <w:p>
+            <w:pPr>
+              <w:ind w:firstLine="0"/>
+              <w:rPr>
+                <w:rFonts w:ascii="Consolas" w:eastAsia="Consolas" w:hAnsi="Consolas" w:cs="Consolas"/>
+                <w:sz w:val="20"/>
+                <w:szCs w:val="20"/>
+                <w:lang w:val="en-US"/>
+              </w:rPr>
+            </w:pPr>
+            <w:r>
+              <w:rPr>
+                <w:rFonts w:ascii="Consolas" w:eastAsia="Consolas" w:hAnsi="Consolas" w:cs="Consolas"/>
+                <w:sz w:val="20"/>
+                <w:szCs w:val="20"/>
+                <w:lang w:val="en-US"/>
+              </w:rPr>
+              <w:t xml:space="preserve">    left_vis1_ID =sim.getObject("/VehicleBase/visSensors/vis_sensor_L1")</w:t>
+            </w:r>
+          </w:p>
+          <w:p>
+            <w:pPr>
+              <w:ind w:firstLine="0"/>
+              <w:rPr>
+                <w:rFonts w:ascii="Consolas" w:eastAsia="Consolas" w:hAnsi="Consolas" w:cs="Consolas"/>
+                <w:sz w:val="20"/>
+                <w:szCs w:val="20"/>
+                <w:lang w:val="en-US"/>
+              </w:rPr>
+            </w:pPr>
+            <w:r>
+              <w:rPr>
+                <w:rFonts w:ascii="Consolas" w:eastAsia="Consolas" w:hAnsi="Consolas" w:cs="Consolas"/>
+                <w:sz w:val="20"/>
+                <w:szCs w:val="20"/>
+                <w:lang w:val="en-US"/>
+              </w:rPr>
+              <w:t xml:space="preserve">    right_vis1_ID=sim.getObject("/VehicleBase/visSensors/vis_sensor_R1")</w:t>
+            </w:r>
+          </w:p>
+          <w:p>
+            <w:pPr>
+              <w:ind w:firstLine="0"/>
+              <w:rPr>
+                <w:rFonts w:ascii="Consolas" w:eastAsia="Consolas" w:hAnsi="Consolas" w:cs="Consolas"/>
+                <w:sz w:val="20"/>
+                <w:szCs w:val="20"/>
+                <w:lang w:val="en-US"/>
+              </w:rPr>
+            </w:pPr>
+            <w:r>
+              <w:rPr>
+                <w:rFonts w:ascii="Consolas" w:eastAsia="Consolas" w:hAnsi="Consolas" w:cs="Consolas"/>
+                <w:sz w:val="20"/>
+                <w:szCs w:val="20"/>
+                <w:lang w:val="en-US"/>
+              </w:rPr>
+              <w:t xml:space="preserve">    left_vis2_ID =sim.getObject("/VehicleBase/visSensors/vis_sensor_L2")</w:t>
+            </w:r>
+          </w:p>
+          <w:p>
+            <w:pPr>
+              <w:ind w:firstLine="0"/>
+              <w:rPr>
+                <w:rFonts w:ascii="Consolas" w:eastAsia="Consolas" w:hAnsi="Consolas" w:cs="Consolas"/>
+                <w:sz w:val="20"/>
+                <w:szCs w:val="20"/>
+                <w:lang w:val="en-US"/>
+              </w:rPr>
+            </w:pPr>
+            <w:r>
+              <w:rPr>
+                <w:rFonts w:ascii="Consolas" w:eastAsia="Consolas" w:hAnsi="Consolas" w:cs="Consolas"/>
+                <w:sz w:val="20"/>
+                <w:szCs w:val="20"/>
+                <w:lang w:val="en-US"/>
+              </w:rPr>
+              <w:t xml:space="preserve">    right_vis2_ID=sim.getObject("/VehicleBase/visSensors/vis_sensor_R2")</w:t>
+            </w:r>
+          </w:p>
+          <w:p>
+            <w:pPr>
+              <w:ind w:firstLine="0"/>
+              <w:rPr>
+                <w:rFonts w:ascii="Consolas" w:eastAsia="Consolas" w:hAnsi="Consolas" w:cs="Consolas"/>
+                <w:sz w:val="20"/>
+                <w:szCs w:val="20"/>
+                <w:lang w:val="en-US"/>
+              </w:rPr>
+            </w:pPr>
+            <w:r>
+              <w:rPr>
+                <w:rFonts w:ascii="Consolas" w:eastAsia="Consolas" w:hAnsi="Consolas" w:cs="Consolas"/>
+                <w:sz w:val="20"/>
+                <w:szCs w:val="20"/>
+                <w:lang w:val="en-US"/>
+              </w:rPr>
+              <w:t xml:space="preserve">    </w:t>
+            </w:r>
+          </w:p>
+          <w:p>
+            <w:pPr>
+              <w:ind w:firstLine="0"/>
+              <w:rPr>
+                <w:rFonts w:ascii="Consolas" w:eastAsia="Consolas" w:hAnsi="Consolas" w:cs="Consolas"/>
+                <w:sz w:val="20"/>
+                <w:szCs w:val="20"/>
+                <w:lang w:val="en-US"/>
+              </w:rPr>
+            </w:pPr>
+            <w:r>
+              <w:rPr>
+                <w:rFonts w:ascii="Consolas" w:eastAsia="Consolas" w:hAnsi="Consolas" w:cs="Consolas"/>
+                <w:sz w:val="20"/>
+                <w:szCs w:val="20"/>
+                <w:lang w:val="en-US"/>
+              </w:rPr>
+              <w:t xml:space="preserve">    speed_rad_per_sec= 1.5    </w:t>
+            </w:r>
+          </w:p>
+          <w:p>
+            <w:pPr>
+              <w:ind w:firstLine="0"/>
+              <w:rPr>
+                <w:rFonts w:ascii="Consolas" w:eastAsia="Consolas" w:hAnsi="Consolas" w:cs="Consolas"/>
+                <w:sz w:val="20"/>
+                <w:szCs w:val="20"/>
+                <w:lang w:val="en-US"/>
+              </w:rPr>
+            </w:pPr>
+            <w:r>
+              <w:rPr>
+                <w:rFonts w:ascii="Consolas" w:eastAsia="Consolas" w:hAnsi="Consolas" w:cs="Consolas"/>
+                <w:sz w:val="20"/>
+                <w:szCs w:val="20"/>
+                <w:lang w:val="en-US"/>
+              </w:rPr>
+              <w:t xml:space="preserve">    current_time = 0.0</w:t>
+            </w:r>
+          </w:p>
+          <w:p>
+            <w:pPr>
+              <w:ind w:firstLine="0"/>
+              <w:rPr>
+                <w:rFonts w:ascii="Consolas" w:eastAsia="Consolas" w:hAnsi="Consolas" w:cs="Consolas"/>
+                <w:sz w:val="20"/>
+                <w:szCs w:val="20"/>
+                <w:lang w:val="en-US"/>
+              </w:rPr>
+            </w:pPr>
+            <w:r>
+              <w:rPr>
+                <w:rFonts w:ascii="Consolas" w:eastAsia="Consolas" w:hAnsi="Consolas" w:cs="Consolas"/>
+                <w:sz w:val="20"/>
+                <w:szCs w:val="20"/>
+                <w:lang w:val="en-US"/>
+              </w:rPr>
+              <w:t xml:space="preserve">    previous_time = 0.0</w:t>
+            </w:r>
+          </w:p>
+          <w:p>
+            <w:pPr>
+              <w:ind w:firstLine="0"/>
+              <w:rPr>
+                <w:rFonts w:ascii="Consolas" w:eastAsia="Consolas" w:hAnsi="Consolas" w:cs="Consolas"/>
+                <w:sz w:val="20"/>
+                <w:szCs w:val="20"/>
+                <w:lang w:val="en-US"/>
+              </w:rPr>
+            </w:pPr>
+            <w:r>
+              <w:rPr>
+                <w:rFonts w:ascii="Consolas" w:eastAsia="Consolas" w:hAnsi="Consolas" w:cs="Consolas"/>
+                <w:sz w:val="20"/>
+                <w:szCs w:val="20"/>
+                <w:lang w:val="en-US"/>
+              </w:rPr>
+              <w:t xml:space="preserve">    KP = 50 * 3</w:t>
+            </w:r>
+          </w:p>
+          <w:p>
+            <w:pPr>
+              <w:ind w:firstLine="0"/>
+              <w:rPr>
+                <w:rFonts w:ascii="Consolas" w:eastAsia="Consolas" w:hAnsi="Consolas" w:cs="Consolas"/>
+                <w:sz w:val="20"/>
+                <w:szCs w:val="20"/>
+                <w:lang w:val="en-US"/>
+              </w:rPr>
+            </w:pPr>
+          </w:p>
+          <w:p>
+            <w:pPr>
+              <w:ind w:firstLine="0"/>
+              <w:rPr>
+                <w:rFonts w:ascii="Consolas" w:eastAsia="Consolas" w:hAnsi="Consolas" w:cs="Consolas"/>
+                <w:sz w:val="20"/>
+                <w:szCs w:val="20"/>
+                <w:lang w:val="en-US"/>
+              </w:rPr>
+            </w:pPr>
+            <w:r>
+              <w:rPr>
+                <w:rFonts w:ascii="Consolas" w:eastAsia="Consolas" w:hAnsi="Consolas" w:cs="Consolas"/>
+                <w:sz w:val="20"/>
+                <w:szCs w:val="20"/>
+                <w:lang w:val="en-US"/>
+              </w:rPr>
+              <w:t xml:space="preserve">    current_error = 0</w:t>
+            </w:r>
+          </w:p>
+          <w:p>
+            <w:pPr>
+              <w:ind w:firstLine="0"/>
+              <w:rPr>
+                <w:rFonts w:ascii="Consolas" w:eastAsia="Consolas" w:hAnsi="Consolas" w:cs="Consolas"/>
+                <w:sz w:val="20"/>
+                <w:szCs w:val="20"/>
+                <w:lang w:val="en-US"/>
+              </w:rPr>
+            </w:pPr>
+            <w:r>
+              <w:rPr>
+                <w:rFonts w:ascii="Consolas" w:eastAsia="Consolas" w:hAnsi="Consolas" w:cs="Consolas"/>
+                <w:sz w:val="20"/>
+                <w:szCs w:val="20"/>
+                <w:lang w:val="en-US"/>
+              </w:rPr>
+              <w:t xml:space="preserve">    previous_error = 0</w:t>
+            </w:r>
+          </w:p>
+          <w:p>
+            <w:pPr>
+              <w:ind w:firstLine="0"/>
+              <w:rPr>
+                <w:rFonts w:ascii="Consolas" w:eastAsia="Consolas" w:hAnsi="Consolas" w:cs="Consolas"/>
+                <w:sz w:val="20"/>
+                <w:szCs w:val="20"/>
+                <w:lang w:val="en-US"/>
+              </w:rPr>
+            </w:pPr>
+            <w:r>
+              <w:rPr>
+                <w:rFonts w:ascii="Consolas" w:eastAsia="Consolas" w:hAnsi="Consolas" w:cs="Consolas"/>
+                <w:sz w:val="20"/>
+                <w:szCs w:val="20"/>
+                <w:lang w:val="en-US"/>
+              </w:rPr>
+              <w:t xml:space="preserve">    KD = 1</w:t>
+            </w:r>
+          </w:p>
+          <w:p>
+            <w:pPr>
+              <w:ind w:firstLine="0"/>
+              <w:rPr>
+                <w:rFonts w:ascii="Consolas" w:eastAsia="Consolas" w:hAnsi="Consolas" w:cs="Consolas"/>
+                <w:sz w:val="20"/>
+                <w:szCs w:val="20"/>
+                <w:lang w:val="en-US"/>
+              </w:rPr>
+            </w:pPr>
+            <w:r>
+              <w:rPr>
+                <w:rFonts w:ascii="Consolas" w:eastAsia="Consolas" w:hAnsi="Consolas" w:cs="Consolas"/>
+                <w:sz w:val="20"/>
+                <w:szCs w:val="20"/>
+                <w:lang w:val="en-US"/>
+              </w:rPr>
+              <w:t xml:space="preserve">    </w:t>
+            </w:r>
+          </w:p>
+          <w:p>
+            <w:pPr>
+              <w:ind w:firstLine="0"/>
+              <w:rPr>
+                <w:rFonts w:ascii="Consolas" w:eastAsia="Consolas" w:hAnsi="Consolas" w:cs="Consolas"/>
+                <w:sz w:val="20"/>
+                <w:szCs w:val="20"/>
+                <w:lang w:val="en-US"/>
+              </w:rPr>
+            </w:pPr>
+            <w:r>
+              <w:rPr>
+                <w:rFonts w:ascii="Consolas" w:eastAsia="Consolas" w:hAnsi="Consolas" w:cs="Consolas"/>
+                <w:sz w:val="20"/>
+                <w:szCs w:val="20"/>
+                <w:lang w:val="en-US"/>
+              </w:rPr>
+              <w:t xml:space="preserve">    while True:</w:t>
+            </w:r>
+          </w:p>
+          <w:p>
+            <w:pPr>
+              <w:ind w:firstLine="0"/>
+              <w:rPr>
+                <w:rFonts w:ascii="Consolas" w:eastAsia="Consolas" w:hAnsi="Consolas" w:cs="Consolas"/>
+                <w:sz w:val="20"/>
+                <w:szCs w:val="20"/>
+                <w:lang w:val="en-US"/>
+              </w:rPr>
+            </w:pPr>
+            <w:r>
+              <w:rPr>
+                <w:rFonts w:ascii="Consolas" w:eastAsia="Consolas" w:hAnsi="Consolas" w:cs="Consolas"/>
+                <w:sz w:val="20"/>
+                <w:szCs w:val="20"/>
+                <w:lang w:val="en-US"/>
+              </w:rPr>
+              <w:t xml:space="preserve">        left_vis1_answer = sim.readVisionSensor(left_vis1_ID)</w:t>
+            </w:r>
+          </w:p>
+          <w:p>
+            <w:pPr>
+              <w:ind w:firstLine="0"/>
+              <w:rPr>
+                <w:rFonts w:ascii="Consolas" w:eastAsia="Consolas" w:hAnsi="Consolas" w:cs="Consolas"/>
+                <w:sz w:val="20"/>
+                <w:szCs w:val="20"/>
+                <w:lang w:val="en-US"/>
+              </w:rPr>
+            </w:pPr>
+            <w:r>
+              <w:rPr>
+                <w:rFonts w:ascii="Consolas" w:eastAsia="Consolas" w:hAnsi="Consolas" w:cs="Consolas"/>
+                <w:sz w:val="20"/>
+                <w:szCs w:val="20"/>
+                <w:lang w:val="en-US"/>
+              </w:rPr>
+              <w:t xml:space="preserve">        right_vis1_answer = sim.readVisionSensor(right_vis1_ID)</w:t>
+            </w:r>
+          </w:p>
+          <w:p>
+            <w:pPr>
+              <w:ind w:firstLine="0"/>
+              <w:rPr>
+                <w:rFonts w:ascii="Consolas" w:eastAsia="Consolas" w:hAnsi="Consolas" w:cs="Consolas"/>
+                <w:sz w:val="20"/>
+                <w:szCs w:val="20"/>
+                <w:lang w:val="en-US"/>
+              </w:rPr>
+            </w:pPr>
+            <w:r>
+              <w:rPr>
+                <w:rFonts w:ascii="Consolas" w:eastAsia="Consolas" w:hAnsi="Consolas" w:cs="Consolas"/>
+                <w:sz w:val="20"/>
+                <w:szCs w:val="20"/>
+                <w:lang w:val="en-US"/>
+              </w:rPr>
+              <w:t xml:space="preserve">        left_vis2_answer = sim.readVisionSensor(left_vis2_ID)</w:t>
+            </w:r>
+          </w:p>
+          <w:p>
+            <w:pPr>
+              <w:ind w:firstLine="0"/>
+              <w:rPr>
+                <w:rFonts w:ascii="Consolas" w:eastAsia="Consolas" w:hAnsi="Consolas" w:cs="Consolas"/>
+                <w:sz w:val="20"/>
+                <w:szCs w:val="20"/>
+                <w:lang w:val="en-US"/>
+              </w:rPr>
+            </w:pPr>
+            <w:r>
+              <w:rPr>
+                <w:rFonts w:ascii="Consolas" w:eastAsia="Consolas" w:hAnsi="Consolas" w:cs="Consolas"/>
+                <w:sz w:val="20"/>
+                <w:szCs w:val="20"/>
+                <w:lang w:val="en-US"/>
+              </w:rPr>
+              <w:t xml:space="preserve">        right_vis2_answer = sim.readVisionSensor(right_vis2_ID)</w:t>
+            </w:r>
+          </w:p>
+          <w:p>
+            <w:pPr>
+              <w:ind w:firstLine="0"/>
+              <w:rPr>
+                <w:rFonts w:ascii="Consolas" w:eastAsia="Consolas" w:hAnsi="Consolas" w:cs="Consolas"/>
+                <w:sz w:val="20"/>
+                <w:szCs w:val="20"/>
+                <w:lang w:val="en-US"/>
+              </w:rPr>
+            </w:pPr>
+            <w:r>
+              <w:rPr>
+                <w:rFonts w:ascii="Consolas" w:eastAsia="Consolas" w:hAnsi="Consolas" w:cs="Consolas"/>
+                <w:sz w:val="20"/>
+                <w:szCs w:val="20"/>
+                <w:lang w:val="en-US"/>
+              </w:rPr>
+              <w:t xml:space="preserve">        </w:t>
+            </w:r>
+          </w:p>
+          <w:p>
+            <w:pPr>
+              <w:ind w:firstLine="0"/>
+              <w:rPr>
+                <w:rFonts w:ascii="Consolas" w:eastAsia="Consolas" w:hAnsi="Consolas" w:cs="Consolas"/>
+                <w:sz w:val="20"/>
+                <w:szCs w:val="20"/>
+                <w:lang w:val="en-US"/>
+              </w:rPr>
+            </w:pPr>
+            <w:r>
+              <w:rPr>
+                <w:rFonts w:ascii="Consolas" w:eastAsia="Consolas" w:hAnsi="Consolas" w:cs="Consolas"/>
+                <w:sz w:val="20"/>
+                <w:szCs w:val="20"/>
+                <w:lang w:val="en-US"/>
+              </w:rPr>
+              <w:t xml:space="preserve">        left_avg_brightness = (left_vis1_answer[1][10] + left_vis2_answer[1][10]) / 2</w:t>
+            </w:r>
+          </w:p>
+          <w:p>
+            <w:pPr>
+              <w:ind w:firstLine="0"/>
+              <w:rPr>
+                <w:rFonts w:ascii="Consolas" w:eastAsia="Consolas" w:hAnsi="Consolas" w:cs="Consolas"/>
+                <w:sz w:val="20"/>
+                <w:szCs w:val="20"/>
+                <w:lang w:val="en-US"/>
+              </w:rPr>
+            </w:pPr>
+            <w:r>
+              <w:rPr>
+                <w:rFonts w:ascii="Consolas" w:eastAsia="Consolas" w:hAnsi="Consolas" w:cs="Consolas"/>
+                <w:sz w:val="20"/>
+                <w:szCs w:val="20"/>
+                <w:lang w:val="en-US"/>
+              </w:rPr>
+              <w:t xml:space="preserve">        right_avg_brightness = (right_vis1_answer[1][10] + right_vis2_answer[1][10]) /2</w:t>
+            </w:r>
+          </w:p>
+          <w:p>
+            <w:pPr>
+              <w:ind w:firstLine="0"/>
+              <w:rPr>
+                <w:rFonts w:ascii="Consolas" w:eastAsia="Consolas" w:hAnsi="Consolas" w:cs="Consolas"/>
+                <w:sz w:val="20"/>
+                <w:szCs w:val="20"/>
+                <w:lang w:val="en-US"/>
+              </w:rPr>
+            </w:pPr>
+          </w:p>
+          <w:p>
+            <w:pPr>
+              <w:ind w:firstLine="0"/>
+              <w:rPr>
+                <w:rFonts w:ascii="Consolas" w:eastAsia="Consolas" w:hAnsi="Consolas" w:cs="Consolas"/>
+                <w:sz w:val="20"/>
+                <w:szCs w:val="20"/>
+                <w:lang w:val="en-US"/>
+              </w:rPr>
+            </w:pPr>
+            <w:r>
+              <w:rPr>
+                <w:rFonts w:ascii="Consolas" w:eastAsia="Consolas" w:hAnsi="Consolas" w:cs="Consolas"/>
+                <w:sz w:val="20"/>
+                <w:szCs w:val="20"/>
+                <w:lang w:val="en-US"/>
+              </w:rPr>
+              <w:t xml:space="preserve">        previous_time = current_time</w:t>
+            </w:r>
+          </w:p>
+          <w:p>
+            <w:pPr>
+              <w:ind w:firstLine="0"/>
+              <w:rPr>
+                <w:rFonts w:ascii="Consolas" w:eastAsia="Consolas" w:hAnsi="Consolas" w:cs="Consolas"/>
+                <w:sz w:val="20"/>
+                <w:szCs w:val="20"/>
+                <w:lang w:val="en-US"/>
+              </w:rPr>
+            </w:pPr>
+            <w:r>
+              <w:rPr>
+                <w:rFonts w:ascii="Consolas" w:eastAsia="Consolas" w:hAnsi="Consolas" w:cs="Consolas"/>
+                <w:sz w:val="20"/>
+                <w:szCs w:val="20"/>
+                <w:lang w:val="en-US"/>
+              </w:rPr>
+              <w:t xml:space="preserve">        current_time = sim.getSimulationTime()</w:t>
+            </w:r>
+          </w:p>
+          <w:p>
+            <w:pPr>
+              <w:ind w:firstLine="0"/>
+              <w:rPr>
+                <w:rFonts w:ascii="Consolas" w:eastAsia="Consolas" w:hAnsi="Consolas" w:cs="Consolas"/>
+                <w:sz w:val="20"/>
+                <w:szCs w:val="20"/>
+                <w:lang w:val="en-US"/>
+              </w:rPr>
+            </w:pPr>
+            <w:r>
+              <w:rPr>
+                <w:rFonts w:ascii="Consolas" w:eastAsia="Consolas" w:hAnsi="Consolas" w:cs="Consolas"/>
+                <w:sz w:val="20"/>
+                <w:szCs w:val="20"/>
+                <w:lang w:val="en-US"/>
+              </w:rPr>
+              <w:t xml:space="preserve">        delta_time = current_time - previous_time</w:t>
+            </w:r>
+          </w:p>
+          <w:p>
+            <w:pPr>
+              <w:ind w:firstLine="0"/>
+              <w:rPr>
+                <w:rFonts w:ascii="Consolas" w:eastAsia="Consolas" w:hAnsi="Consolas" w:cs="Consolas"/>
+                <w:sz w:val="20"/>
+                <w:szCs w:val="20"/>
+                <w:lang w:val="en-US"/>
+              </w:rPr>
+            </w:pPr>
+            <w:r>
+              <w:rPr>
+                <w:rFonts w:ascii="Consolas" w:eastAsia="Consolas" w:hAnsi="Consolas" w:cs="Consolas"/>
+                <w:sz w:val="20"/>
+                <w:szCs w:val="20"/>
+                <w:lang w:val="en-US"/>
+              </w:rPr>
+              <w:t xml:space="preserve">        </w:t>
+            </w:r>
+          </w:p>
+          <w:p>
+            <w:pPr>
+              <w:ind w:firstLine="0"/>
+              <w:rPr>
+                <w:rFonts w:ascii="Consolas" w:eastAsia="Consolas" w:hAnsi="Consolas" w:cs="Consolas"/>
+                <w:sz w:val="20"/>
+                <w:szCs w:val="20"/>
+                <w:lang w:val="en-US"/>
+              </w:rPr>
+            </w:pPr>
+            <w:r>
+              <w:rPr>
+                <w:rFonts w:ascii="Consolas" w:eastAsia="Consolas" w:hAnsi="Consolas" w:cs="Consolas"/>
+                <w:sz w:val="20"/>
+                <w:szCs w:val="20"/>
+                <w:lang w:val="en-US"/>
+              </w:rPr>
+              <w:t xml:space="preserve">        if delta_time &gt; 0:</w:t>
+            </w:r>
+          </w:p>
+          <w:p>
+            <w:pPr>
+              <w:ind w:firstLine="0"/>
+              <w:rPr>
+                <w:rFonts w:ascii="Consolas" w:eastAsia="Consolas" w:hAnsi="Consolas" w:cs="Consolas"/>
+                <w:sz w:val="20"/>
+                <w:szCs w:val="20"/>
+                <w:lang w:val="en-US"/>
+              </w:rPr>
+            </w:pPr>
+            <w:r>
+              <w:rPr>
+                <w:rFonts w:ascii="Consolas" w:eastAsia="Consolas" w:hAnsi="Consolas" w:cs="Consolas"/>
+                <w:sz w:val="20"/>
+                <w:szCs w:val="20"/>
+                <w:lang w:val="en-US"/>
+              </w:rPr>
+              <w:t xml:space="preserve">            # proportional + diff part</w:t>
+            </w:r>
+          </w:p>
+          <w:p>
+            <w:pPr>
+              <w:ind w:firstLine="0"/>
+              <w:rPr>
+                <w:rFonts w:ascii="Consolas" w:eastAsia="Consolas" w:hAnsi="Consolas" w:cs="Consolas"/>
+                <w:sz w:val="20"/>
+                <w:szCs w:val="20"/>
+                <w:lang w:val="en-US"/>
+              </w:rPr>
+            </w:pPr>
+            <w:r>
+              <w:rPr>
+                <w:rFonts w:ascii="Consolas" w:eastAsia="Consolas" w:hAnsi="Consolas" w:cs="Consolas"/>
+                <w:sz w:val="20"/>
+                <w:szCs w:val="20"/>
+                <w:lang w:val="en-US"/>
+              </w:rPr>
+              <w:t xml:space="preserve">            previous_error = current_error</w:t>
+            </w:r>
+          </w:p>
+          <w:p>
+            <w:pPr>
+              <w:ind w:firstLine="0"/>
+              <w:rPr>
+                <w:rFonts w:ascii="Consolas" w:eastAsia="Consolas" w:hAnsi="Consolas" w:cs="Consolas"/>
+                <w:sz w:val="20"/>
+                <w:szCs w:val="20"/>
+                <w:lang w:val="en-US"/>
+              </w:rPr>
+            </w:pPr>
+            <w:r>
+              <w:rPr>
+                <w:rFonts w:ascii="Consolas" w:eastAsia="Consolas" w:hAnsi="Consolas" w:cs="Consolas"/>
+                <w:sz w:val="20"/>
+                <w:szCs w:val="20"/>
+                <w:lang w:val="en-US"/>
+              </w:rPr>
+              <w:t xml:space="preserve">            current_error  = 0 - (right_avg_brightness - left_avg_brightness)</w:t>
+            </w:r>
+          </w:p>
+          <w:p>
+            <w:pPr>
+              <w:ind w:firstLine="0"/>
+              <w:rPr>
+                <w:rFonts w:ascii="Consolas" w:eastAsia="Consolas" w:hAnsi="Consolas" w:cs="Consolas"/>
+                <w:sz w:val="20"/>
+                <w:szCs w:val="20"/>
+                <w:lang w:val="en-US"/>
+              </w:rPr>
+            </w:pPr>
+            <w:r>
+              <w:rPr>
+                <w:rFonts w:ascii="Consolas" w:eastAsia="Consolas" w:hAnsi="Consolas" w:cs="Consolas"/>
+                <w:sz w:val="20"/>
+                <w:szCs w:val="20"/>
+                <w:lang w:val="en-US"/>
+              </w:rPr>
+              <w:t xml:space="preserve">            prop_part = current_error * KP</w:t>
+            </w:r>
+          </w:p>
+          <w:p>
+            <w:pPr>
+              <w:ind w:firstLine="0"/>
+              <w:rPr>
+                <w:rFonts w:ascii="Consolas" w:eastAsia="Consolas" w:hAnsi="Consolas" w:cs="Consolas"/>
+                <w:sz w:val="20"/>
+                <w:szCs w:val="20"/>
+                <w:lang w:val="en-US"/>
+              </w:rPr>
+            </w:pPr>
+            <w:r>
+              <w:rPr>
+                <w:rFonts w:ascii="Consolas" w:eastAsia="Consolas" w:hAnsi="Consolas" w:cs="Consolas"/>
+                <w:sz w:val="20"/>
+                <w:szCs w:val="20"/>
+                <w:lang w:val="en-US"/>
+              </w:rPr>
+              <w:lastRenderedPageBreak/>
+              <w:t xml:space="preserve">            diff_part = ((current_error - previous_error) / delta_time) * KD</w:t>
+            </w:r>
+          </w:p>
+          <w:p>
+            <w:pPr>
+              <w:ind w:firstLine="0"/>
+              <w:rPr>
+                <w:rFonts w:ascii="Consolas" w:eastAsia="Consolas" w:hAnsi="Consolas" w:cs="Consolas"/>
+                <w:sz w:val="20"/>
+                <w:szCs w:val="20"/>
+                <w:lang w:val="en-US"/>
+              </w:rPr>
+            </w:pPr>
+          </w:p>
+          <w:p>
+            <w:pPr>
+              <w:ind w:firstLine="0"/>
+              <w:rPr>
+                <w:rFonts w:ascii="Consolas" w:eastAsia="Consolas" w:hAnsi="Consolas" w:cs="Consolas"/>
+                <w:sz w:val="20"/>
+                <w:szCs w:val="20"/>
+                <w:lang w:val="en-US"/>
+              </w:rPr>
+            </w:pPr>
+            <w:r>
+              <w:rPr>
+                <w:rFonts w:ascii="Consolas" w:eastAsia="Consolas" w:hAnsi="Consolas" w:cs="Consolas"/>
+                <w:sz w:val="20"/>
+                <w:szCs w:val="20"/>
+                <w:lang w:val="en-US"/>
+              </w:rPr>
+              <w:t xml:space="preserve">            new_direction = prop_part + diff_part</w:t>
+            </w:r>
+          </w:p>
+          <w:p>
+            <w:pPr>
+              <w:ind w:firstLine="0"/>
+              <w:rPr>
+                <w:rFonts w:ascii="Consolas" w:eastAsia="Consolas" w:hAnsi="Consolas" w:cs="Consolas"/>
+                <w:sz w:val="20"/>
+                <w:szCs w:val="20"/>
+                <w:lang w:val="en-US"/>
+              </w:rPr>
+            </w:pPr>
+            <w:r>
+              <w:rPr>
+                <w:rFonts w:ascii="Consolas" w:eastAsia="Consolas" w:hAnsi="Consolas" w:cs="Consolas"/>
+                <w:sz w:val="20"/>
+                <w:szCs w:val="20"/>
+                <w:lang w:val="en-US"/>
+              </w:rPr>
+              <w:t xml:space="preserve">            setWheelSpeedForDir(new_direction, speed_rad_per_sec)</w:t>
+            </w:r>
+          </w:p>
+          <w:p>
+            <w:pPr>
+              <w:ind w:firstLine="0"/>
+              <w:rPr>
+                <w:rFonts w:ascii="Consolas" w:eastAsia="Consolas" w:hAnsi="Consolas" w:cs="Consolas"/>
+                <w:sz w:val="20"/>
+                <w:szCs w:val="20"/>
+                <w:lang w:val="ru-RU"/>
+              </w:rPr>
+            </w:pPr>
+            <w:r>
+              <w:rPr>
+                <w:rFonts w:ascii="Consolas" w:eastAsia="Consolas" w:hAnsi="Consolas" w:cs="Consolas"/>
+                <w:sz w:val="20"/>
+                <w:szCs w:val="20"/>
+                <w:lang w:val="en-US"/>
+              </w:rPr>
+              <w:t xml:space="preserve">            print("p={:.3f}, d={:.3f}".format(prop_part, diff_part))</w:t>
+            </w:r>
+          </w:p>
+          <w:p>
+            <w:pPr>
+              <w:ind w:firstLine="0"/>
+              <w:rPr>
+                <w:rFonts w:ascii="Consolas" w:eastAsia="Consolas" w:hAnsi="Consolas" w:cs="Consolas"/>
+                <w:sz w:val="20"/>
+                <w:szCs w:val="20"/>
+                <w:lang w:val="ru-RU"/>
+              </w:rPr>
+            </w:pPr>
+            <w:r>
+              <w:rPr>
+                <w:rFonts w:ascii="Consolas" w:eastAsia="Consolas" w:hAnsi="Consolas" w:cs="Consolas"/>
+                <w:sz w:val="20"/>
+                <w:szCs w:val="20"/>
+                <w:lang w:val="en-US"/>
+              </w:rPr>
+              <w:t xml:space="preserve">        sim.step()</w:t>
+            </w:r>
+          </w:p>
+          <w:p>
+            <w:pPr>
+              <w:ind w:firstLine="0"/>
+              <w:rPr>
+                <w:rFonts w:ascii="Consolas" w:eastAsia="Consolas" w:hAnsi="Consolas" w:cs="Consolas"/>
+                <w:sz w:val="20"/>
+                <w:szCs w:val="20"/>
+                <w:lang w:val="en-US"/>
+              </w:rPr>
+            </w:pPr>
+          </w:p>
+          <w:p>
+            <w:pPr>
+              <w:ind w:firstLine="0"/>
+              <w:rPr>
+                <w:rFonts w:ascii="Consolas" w:eastAsia="Consolas" w:hAnsi="Consolas" w:cs="Consolas"/>
+                <w:sz w:val="20"/>
+                <w:szCs w:val="20"/>
+                <w:lang w:val="en-US"/>
+              </w:rPr>
+            </w:pPr>
+            <w:r>
+              <w:rPr>
+                <w:rFonts w:ascii="Consolas" w:eastAsia="Consolas" w:hAnsi="Consolas" w:cs="Consolas"/>
+                <w:sz w:val="20"/>
+                <w:szCs w:val="20"/>
+                <w:lang w:val="en-US"/>
+              </w:rPr>
+              <w:t>def setWheelSpeedForDir (direction, speed):</w:t>
+            </w:r>
+          </w:p>
+          <w:p>
+            <w:pPr>
+              <w:ind w:firstLine="0"/>
+              <w:rPr>
+                <w:rFonts w:ascii="Consolas" w:eastAsia="Consolas" w:hAnsi="Consolas" w:cs="Consolas"/>
+                <w:sz w:val="20"/>
+                <w:szCs w:val="20"/>
+                <w:lang w:val="en-US"/>
+              </w:rPr>
+            </w:pPr>
+            <w:r>
+              <w:rPr>
+                <w:rFonts w:ascii="Consolas" w:eastAsia="Consolas" w:hAnsi="Consolas" w:cs="Consolas"/>
+                <w:sz w:val="20"/>
+                <w:szCs w:val="20"/>
+                <w:lang w:val="en-US"/>
+              </w:rPr>
+              <w:t xml:space="preserve">    if direction&gt; 100:</w:t>
+            </w:r>
+          </w:p>
+          <w:p>
+            <w:pPr>
+              <w:ind w:firstLine="0"/>
+              <w:rPr>
+                <w:rFonts w:ascii="Consolas" w:eastAsia="Consolas" w:hAnsi="Consolas" w:cs="Consolas"/>
+                <w:sz w:val="20"/>
+                <w:szCs w:val="20"/>
+                <w:lang w:val="en-US"/>
+              </w:rPr>
+            </w:pPr>
+            <w:r>
+              <w:rPr>
+                <w:rFonts w:ascii="Consolas" w:eastAsia="Consolas" w:hAnsi="Consolas" w:cs="Consolas"/>
+                <w:sz w:val="20"/>
+                <w:szCs w:val="20"/>
+                <w:lang w:val="en-US"/>
+              </w:rPr>
+              <w:t xml:space="preserve">        direction =  100</w:t>
+            </w:r>
+          </w:p>
+          <w:p>
+            <w:pPr>
+              <w:ind w:firstLine="0"/>
+              <w:rPr>
+                <w:rFonts w:ascii="Consolas" w:eastAsia="Consolas" w:hAnsi="Consolas" w:cs="Consolas"/>
+                <w:sz w:val="20"/>
+                <w:szCs w:val="20"/>
+                <w:lang w:val="en-US"/>
+              </w:rPr>
+            </w:pPr>
+            <w:r>
+              <w:rPr>
+                <w:rFonts w:ascii="Consolas" w:eastAsia="Consolas" w:hAnsi="Consolas" w:cs="Consolas"/>
+                <w:sz w:val="20"/>
+                <w:szCs w:val="20"/>
+                <w:lang w:val="en-US"/>
+              </w:rPr>
+              <w:t xml:space="preserve">    if direction&lt;-100:</w:t>
+            </w:r>
+          </w:p>
+          <w:p>
+            <w:pPr>
+              <w:ind w:firstLine="0"/>
+              <w:rPr>
+                <w:rFonts w:ascii="Consolas" w:eastAsia="Consolas" w:hAnsi="Consolas" w:cs="Consolas"/>
+                <w:sz w:val="20"/>
+                <w:szCs w:val="20"/>
+                <w:lang w:val="en-US"/>
+              </w:rPr>
+            </w:pPr>
+            <w:r>
+              <w:rPr>
+                <w:rFonts w:ascii="Consolas" w:eastAsia="Consolas" w:hAnsi="Consolas" w:cs="Consolas"/>
+                <w:sz w:val="20"/>
+                <w:szCs w:val="20"/>
+                <w:lang w:val="en-US"/>
+              </w:rPr>
+              <w:t xml:space="preserve">        direction = -100</w:t>
+            </w:r>
+          </w:p>
+          <w:p>
+            <w:pPr>
+              <w:ind w:firstLine="0"/>
+              <w:rPr>
+                <w:rFonts w:ascii="Consolas" w:eastAsia="Consolas" w:hAnsi="Consolas" w:cs="Consolas"/>
+                <w:sz w:val="20"/>
+                <w:szCs w:val="20"/>
+                <w:lang w:val="en-US"/>
+              </w:rPr>
+            </w:pPr>
+          </w:p>
+          <w:p>
+            <w:pPr>
+              <w:ind w:firstLine="0"/>
+              <w:rPr>
+                <w:rFonts w:ascii="Consolas" w:eastAsia="Consolas" w:hAnsi="Consolas" w:cs="Consolas"/>
+                <w:sz w:val="20"/>
+                <w:szCs w:val="20"/>
+                <w:lang w:val="en-US"/>
+              </w:rPr>
+            </w:pPr>
+            <w:r>
+              <w:rPr>
+                <w:rFonts w:ascii="Consolas" w:eastAsia="Consolas" w:hAnsi="Consolas" w:cs="Consolas"/>
+                <w:sz w:val="20"/>
+                <w:szCs w:val="20"/>
+                <w:lang w:val="en-US"/>
+              </w:rPr>
+              <w:t xml:space="preserve">    k_left = 0.09</w:t>
+            </w:r>
+          </w:p>
+          <w:p>
+            <w:pPr>
+              <w:ind w:firstLine="0"/>
+              <w:rPr>
+                <w:rFonts w:ascii="Consolas" w:eastAsia="Consolas" w:hAnsi="Consolas" w:cs="Consolas"/>
+                <w:sz w:val="20"/>
+                <w:szCs w:val="20"/>
+                <w:lang w:val="en-US"/>
+              </w:rPr>
+            </w:pPr>
+            <w:r>
+              <w:rPr>
+                <w:rFonts w:ascii="Consolas" w:eastAsia="Consolas" w:hAnsi="Consolas" w:cs="Consolas"/>
+                <w:sz w:val="20"/>
+                <w:szCs w:val="20"/>
+                <w:lang w:val="en-US"/>
+              </w:rPr>
+              <w:t xml:space="preserve">    k_right = -0.09</w:t>
+            </w:r>
+          </w:p>
+          <w:p>
+            <w:pPr>
+              <w:ind w:firstLine="0"/>
+              <w:rPr>
+                <w:rFonts w:ascii="Consolas" w:eastAsia="Consolas" w:hAnsi="Consolas" w:cs="Consolas"/>
+                <w:sz w:val="20"/>
+                <w:szCs w:val="20"/>
+                <w:lang w:val="en-US"/>
+              </w:rPr>
+            </w:pPr>
+            <w:r>
+              <w:rPr>
+                <w:rFonts w:ascii="Consolas" w:eastAsia="Consolas" w:hAnsi="Consolas" w:cs="Consolas"/>
+                <w:sz w:val="20"/>
+                <w:szCs w:val="20"/>
+                <w:lang w:val="en-US"/>
+              </w:rPr>
+              <w:t xml:space="preserve">    b = 1</w:t>
+            </w:r>
+          </w:p>
+          <w:p>
+            <w:pPr>
+              <w:ind w:firstLine="0"/>
+              <w:rPr>
+                <w:rFonts w:ascii="Consolas" w:eastAsia="Consolas" w:hAnsi="Consolas" w:cs="Consolas"/>
+                <w:sz w:val="20"/>
+                <w:szCs w:val="20"/>
+                <w:lang w:val="en-US"/>
+              </w:rPr>
+            </w:pPr>
+            <w:r>
+              <w:rPr>
+                <w:rFonts w:ascii="Consolas" w:eastAsia="Consolas" w:hAnsi="Consolas" w:cs="Consolas"/>
+                <w:sz w:val="20"/>
+                <w:szCs w:val="20"/>
+                <w:lang w:val="en-US"/>
+              </w:rPr>
+              <w:t xml:space="preserve">    </w:t>
+            </w:r>
+          </w:p>
+          <w:p>
+            <w:pPr>
+              <w:ind w:firstLine="0"/>
+              <w:rPr>
+                <w:rFonts w:ascii="Consolas" w:eastAsia="Consolas" w:hAnsi="Consolas" w:cs="Consolas"/>
+                <w:sz w:val="20"/>
+                <w:szCs w:val="20"/>
+                <w:lang w:val="en-US"/>
+              </w:rPr>
+            </w:pPr>
+            <w:r>
+              <w:rPr>
+                <w:rFonts w:ascii="Consolas" w:eastAsia="Consolas" w:hAnsi="Consolas" w:cs="Consolas"/>
+                <w:sz w:val="20"/>
+                <w:szCs w:val="20"/>
+                <w:lang w:val="en-US"/>
+              </w:rPr>
+              <w:t xml:space="preserve">    #power = speed_modifier</w:t>
+            </w:r>
+          </w:p>
+          <w:p>
+            <w:pPr>
+              <w:ind w:firstLine="0"/>
+              <w:rPr>
+                <w:rFonts w:ascii="Consolas" w:eastAsia="Consolas" w:hAnsi="Consolas" w:cs="Consolas"/>
+                <w:sz w:val="20"/>
+                <w:szCs w:val="20"/>
+                <w:lang w:val="en-US"/>
+              </w:rPr>
+            </w:pPr>
+            <w:r>
+              <w:rPr>
+                <w:rFonts w:ascii="Consolas" w:eastAsia="Consolas" w:hAnsi="Consolas" w:cs="Consolas"/>
+                <w:sz w:val="20"/>
+                <w:szCs w:val="20"/>
+                <w:lang w:val="en-US"/>
+              </w:rPr>
+              <w:t xml:space="preserve">    if direction &gt;= 0: # right turn or forward</w:t>
+            </w:r>
+          </w:p>
+          <w:p>
+            <w:pPr>
+              <w:ind w:firstLine="0"/>
+              <w:rPr>
+                <w:rFonts w:ascii="Consolas" w:eastAsia="Consolas" w:hAnsi="Consolas" w:cs="Consolas"/>
+                <w:sz w:val="20"/>
+                <w:szCs w:val="20"/>
+                <w:lang w:val="en-US"/>
+              </w:rPr>
+            </w:pPr>
+            <w:r>
+              <w:rPr>
+                <w:rFonts w:ascii="Consolas" w:eastAsia="Consolas" w:hAnsi="Consolas" w:cs="Consolas"/>
+                <w:sz w:val="20"/>
+                <w:szCs w:val="20"/>
+                <w:lang w:val="en-US"/>
+              </w:rPr>
+              <w:t xml:space="preserve">        power_l = 1.0 # 100%</w:t>
+            </w:r>
+          </w:p>
+          <w:p>
+            <w:pPr>
+              <w:ind w:firstLine="0"/>
+              <w:rPr>
+                <w:rFonts w:ascii="Consolas" w:eastAsia="Consolas" w:hAnsi="Consolas" w:cs="Consolas"/>
+                <w:sz w:val="20"/>
+                <w:szCs w:val="20"/>
+                <w:lang w:val="en-US"/>
+              </w:rPr>
+            </w:pPr>
+            <w:r>
+              <w:rPr>
+                <w:rFonts w:ascii="Consolas" w:eastAsia="Consolas" w:hAnsi="Consolas" w:cs="Consolas"/>
+                <w:sz w:val="20"/>
+                <w:szCs w:val="20"/>
+                <w:lang w:val="en-US"/>
+              </w:rPr>
+              <w:t xml:space="preserve">        power_r = (direction * k_right  + b) # reduce right wheel speed</w:t>
+            </w:r>
+          </w:p>
+          <w:p>
+            <w:pPr>
+              <w:ind w:firstLine="0"/>
+              <w:rPr>
+                <w:rFonts w:ascii="Consolas" w:eastAsia="Consolas" w:hAnsi="Consolas" w:cs="Consolas"/>
+                <w:sz w:val="20"/>
+                <w:szCs w:val="20"/>
+                <w:lang w:val="en-US"/>
+              </w:rPr>
+            </w:pPr>
+            <w:r>
+              <w:rPr>
+                <w:rFonts w:ascii="Consolas" w:eastAsia="Consolas" w:hAnsi="Consolas" w:cs="Consolas"/>
+                <w:sz w:val="20"/>
+                <w:szCs w:val="20"/>
+                <w:lang w:val="en-US"/>
+              </w:rPr>
+              <w:t xml:space="preserve">    else: # left turn</w:t>
+            </w:r>
+          </w:p>
+          <w:p>
+            <w:pPr>
+              <w:ind w:firstLine="0"/>
+              <w:rPr>
+                <w:rFonts w:ascii="Consolas" w:eastAsia="Consolas" w:hAnsi="Consolas" w:cs="Consolas"/>
+                <w:sz w:val="20"/>
+                <w:szCs w:val="20"/>
+                <w:lang w:val="en-US"/>
+              </w:rPr>
+            </w:pPr>
+            <w:r>
+              <w:rPr>
+                <w:rFonts w:ascii="Consolas" w:eastAsia="Consolas" w:hAnsi="Consolas" w:cs="Consolas"/>
+                <w:sz w:val="20"/>
+                <w:szCs w:val="20"/>
+                <w:lang w:val="en-US"/>
+              </w:rPr>
+              <w:t xml:space="preserve">        power_l = (direction * k_left + b) # reduce left  wheel speed</w:t>
+            </w:r>
+          </w:p>
+          <w:p>
+            <w:pPr>
+              <w:ind w:firstLine="0"/>
+              <w:rPr>
+                <w:rFonts w:ascii="Consolas" w:eastAsia="Consolas" w:hAnsi="Consolas" w:cs="Consolas"/>
+                <w:sz w:val="20"/>
+                <w:szCs w:val="20"/>
+                <w:lang w:val="en-US"/>
+              </w:rPr>
+            </w:pPr>
+            <w:r>
+              <w:rPr>
+                <w:rFonts w:ascii="Consolas" w:eastAsia="Consolas" w:hAnsi="Consolas" w:cs="Consolas"/>
+                <w:sz w:val="20"/>
+                <w:szCs w:val="20"/>
+                <w:lang w:val="en-US"/>
+              </w:rPr>
+              <w:t xml:space="preserve">        power_r = 1.0 # 100%</w:t>
+            </w:r>
+          </w:p>
+          <w:p>
+            <w:pPr>
+              <w:ind w:firstLine="0"/>
+              <w:rPr>
+                <w:rFonts w:ascii="Consolas" w:eastAsia="Consolas" w:hAnsi="Consolas" w:cs="Consolas"/>
+                <w:sz w:val="20"/>
+                <w:szCs w:val="20"/>
+                <w:lang w:val="en-US"/>
+              </w:rPr>
+            </w:pPr>
+          </w:p>
+          <w:p>
+            <w:pPr>
+              <w:ind w:firstLine="0"/>
+              <w:rPr>
+                <w:rFonts w:ascii="Consolas" w:eastAsia="Consolas" w:hAnsi="Consolas" w:cs="Consolas"/>
+                <w:sz w:val="20"/>
+                <w:szCs w:val="20"/>
+                <w:lang w:val="en-US"/>
+              </w:rPr>
+            </w:pPr>
+            <w:r>
+              <w:rPr>
+                <w:rFonts w:ascii="Consolas" w:eastAsia="Consolas" w:hAnsi="Consolas" w:cs="Consolas"/>
+                <w:sz w:val="20"/>
+                <w:szCs w:val="20"/>
+                <w:lang w:val="en-US"/>
+              </w:rPr>
+              <w:t xml:space="preserve">    left_target_velocity = speed * power_l</w:t>
+            </w:r>
+          </w:p>
+          <w:p>
+            <w:pPr>
+              <w:ind w:firstLine="0"/>
+              <w:rPr>
+                <w:rFonts w:ascii="Consolas" w:eastAsia="Consolas" w:hAnsi="Consolas" w:cs="Consolas"/>
+                <w:sz w:val="20"/>
+                <w:szCs w:val="20"/>
+                <w:lang w:val="en-US"/>
+              </w:rPr>
+            </w:pPr>
+            <w:r>
+              <w:rPr>
+                <w:rFonts w:ascii="Consolas" w:eastAsia="Consolas" w:hAnsi="Consolas" w:cs="Consolas"/>
+                <w:sz w:val="20"/>
+                <w:szCs w:val="20"/>
+                <w:lang w:val="en-US"/>
+              </w:rPr>
+              <w:t xml:space="preserve">    right_target_velocity = speed * power_r</w:t>
+            </w:r>
+          </w:p>
+          <w:p>
+            <w:pPr>
+              <w:ind w:firstLine="0"/>
+              <w:rPr>
+                <w:rFonts w:ascii="Consolas" w:eastAsia="Consolas" w:hAnsi="Consolas" w:cs="Consolas"/>
+                <w:sz w:val="20"/>
+                <w:szCs w:val="20"/>
+                <w:lang w:val="en-US"/>
+              </w:rPr>
+            </w:pPr>
+          </w:p>
+          <w:p>
+            <w:pPr>
+              <w:ind w:firstLine="0"/>
+              <w:rPr>
+                <w:rFonts w:ascii="Consolas" w:eastAsia="Consolas" w:hAnsi="Consolas" w:cs="Consolas"/>
+                <w:sz w:val="20"/>
+                <w:szCs w:val="20"/>
+                <w:lang w:val="en-US"/>
+              </w:rPr>
+            </w:pPr>
+            <w:r>
+              <w:rPr>
+                <w:rFonts w:ascii="Consolas" w:eastAsia="Consolas" w:hAnsi="Consolas" w:cs="Consolas"/>
+                <w:sz w:val="20"/>
+                <w:szCs w:val="20"/>
+                <w:lang w:val="en-US"/>
+              </w:rPr>
+              <w:t xml:space="preserve">    # </w:t>
+            </w:r>
+            <w:proofErr w:type="gramStart"/>
+            <w:r>
+              <w:rPr>
+                <w:rFonts w:ascii="Consolas" w:eastAsia="Consolas" w:hAnsi="Consolas" w:cs="Consolas"/>
+                <w:sz w:val="20"/>
+                <w:szCs w:val="20"/>
+                <w:lang w:val="en-US"/>
+              </w:rPr>
+              <w:t>set</w:t>
+            </w:r>
+            <w:proofErr w:type="gramEnd"/>
+            <w:r>
+              <w:rPr>
+                <w:rFonts w:ascii="Consolas" w:eastAsia="Consolas" w:hAnsi="Consolas" w:cs="Consolas"/>
+                <w:sz w:val="20"/>
+                <w:szCs w:val="20"/>
+                <w:lang w:val="en-US"/>
+              </w:rPr>
+              <w:t xml:space="preserve"> motor angular velocity </w:t>
+            </w:r>
+          </w:p>
+          <w:p>
+            <w:pPr>
+              <w:ind w:firstLine="0"/>
+              <w:rPr>
+                <w:rFonts w:ascii="Consolas" w:eastAsia="Consolas" w:hAnsi="Consolas" w:cs="Consolas"/>
+                <w:sz w:val="20"/>
+                <w:szCs w:val="20"/>
+                <w:lang w:val="en-US"/>
+              </w:rPr>
+            </w:pPr>
+            <w:r>
+              <w:rPr>
+                <w:rFonts w:ascii="Consolas" w:eastAsia="Consolas" w:hAnsi="Consolas" w:cs="Consolas"/>
+                <w:sz w:val="20"/>
+                <w:szCs w:val="20"/>
+                <w:lang w:val="en-US"/>
+              </w:rPr>
+              <w:t xml:space="preserve">    sim.setJointTargetVelocity(left_motor_ID,  left_target_velocity)</w:t>
+            </w:r>
+          </w:p>
+          <w:p>
+            <w:pPr>
+              <w:ind w:firstLine="0"/>
+              <w:rPr>
+                <w:rFonts w:ascii="Consolas" w:eastAsia="Consolas" w:hAnsi="Consolas" w:cs="Consolas"/>
+                <w:sz w:val="20"/>
+                <w:szCs w:val="20"/>
+                <w:lang w:val="en-US"/>
+              </w:rPr>
+            </w:pPr>
+            <w:r>
+              <w:rPr>
+                <w:rFonts w:ascii="Consolas" w:eastAsia="Consolas" w:hAnsi="Consolas" w:cs="Consolas"/>
+                <w:sz w:val="20"/>
+                <w:szCs w:val="20"/>
+                <w:lang w:val="en-US"/>
+              </w:rPr>
+              <w:t xml:space="preserve">    sim.setJointTargetVelocity(right_motor_ID, right_target_velocity)</w:t>
+            </w:r>
+          </w:p>
+          <w:p>
+            <w:pPr>
+              <w:ind w:firstLine="0"/>
+              <w:rPr>
+                <w:rFonts w:ascii="Consolas" w:eastAsia="Consolas" w:hAnsi="Consolas" w:cs="Consolas"/>
+                <w:sz w:val="20"/>
+                <w:szCs w:val="20"/>
+                <w:lang w:val="en-US"/>
+              </w:rPr>
+            </w:pPr>
+          </w:p>
+          <w:p>
+            <w:pPr>
+              <w:ind w:firstLine="0"/>
+              <w:rPr>
+                <w:rFonts w:ascii="Consolas" w:eastAsia="Consolas" w:hAnsi="Consolas" w:cs="Consolas"/>
+                <w:sz w:val="20"/>
+                <w:szCs w:val="20"/>
+                <w:lang w:val="en-US"/>
+              </w:rPr>
+            </w:pPr>
+            <w:r>
+              <w:rPr>
+                <w:rFonts w:ascii="Consolas" w:eastAsia="Consolas" w:hAnsi="Consolas" w:cs="Consolas"/>
+                <w:sz w:val="20"/>
+                <w:szCs w:val="20"/>
+                <w:lang w:val="en-US"/>
+              </w:rPr>
+              <w:t xml:space="preserve">    print("base_speed={:.2f}; direction = {:4.2f};  power_l =</w:t>
+            </w:r>
+            <w:r>
+              <w:rPr>
+                <w:rFonts w:ascii="Consolas" w:eastAsia="Consolas" w:hAnsi="Consolas" w:cs="Consolas"/>
+                <w:sz w:val="20"/>
+                <w:szCs w:val="20"/>
+                <w:lang w:val="en-US"/>
+              </w:rPr>
+              <w:t xml:space="preserve"> </w:t>
+            </w:r>
+            <w:r>
+              <w:rPr>
+                <w:rFonts w:ascii="Consolas" w:eastAsia="Consolas" w:hAnsi="Consolas" w:cs="Consolas"/>
+                <w:sz w:val="20"/>
+                <w:szCs w:val="20"/>
+                <w:lang w:val="en-US"/>
+              </w:rPr>
+              <w:t>{:.2f};  power_r =</w:t>
+            </w:r>
+            <w:r>
+              <w:rPr>
+                <w:rFonts w:ascii="Consolas" w:eastAsia="Consolas" w:hAnsi="Consolas" w:cs="Consolas"/>
+                <w:sz w:val="20"/>
+                <w:szCs w:val="20"/>
+                <w:lang w:val="en-US"/>
+              </w:rPr>
+              <w:t xml:space="preserve"> </w:t>
+            </w:r>
+            <w:r>
+              <w:rPr>
+                <w:rFonts w:ascii="Consolas" w:eastAsia="Consolas" w:hAnsi="Consolas" w:cs="Consolas"/>
+                <w:sz w:val="20"/>
+                <w:szCs w:val="20"/>
+                <w:lang w:val="en-US"/>
+              </w:rPr>
+              <w:t>{:.2f};".format(</w:t>
+            </w:r>
+          </w:p>
+          <w:p>
+            <w:pPr>
+              <w:ind w:firstLine="0"/>
+              <w:rPr>
+                <w:rFonts w:ascii="Consolas" w:eastAsia="Consolas" w:hAnsi="Consolas" w:cs="Consolas"/>
+                <w:sz w:val="20"/>
+                <w:szCs w:val="20"/>
+                <w:lang w:val="en-US"/>
+              </w:rPr>
+            </w:pPr>
+            <w:r>
+              <w:rPr>
+                <w:rFonts w:ascii="Consolas" w:eastAsia="Consolas" w:hAnsi="Consolas" w:cs="Consolas"/>
+                <w:sz w:val="20"/>
+                <w:szCs w:val="20"/>
+                <w:lang w:val="en-US"/>
+              </w:rPr>
+              <w:t xml:space="preserve">        speed, direction, power_l, power_r))</w:t>
+            </w:r>
+          </w:p>
+        </w:tc>
+      </w:tr>
+    </w:tbl>
+    <w:p>
+      <w:pPr>
+        <w:pStyle w:val="2"/>
+        <w:ind w:left="0" w:firstLine="0"/>
+        <w:rPr>
+          <w:lang w:val="en-US"/>
+        </w:rPr>
+      </w:pPr>
+      <w:r>
+        <w:rPr>
+          <w:lang w:val="en-US"/>
+        </w:rPr>
+        <w:lastRenderedPageBreak/>
         <w:br w:type="page" w:clear="all"/>
       </w:r>
     </w:p>
@@ -15362,28 +16942,28 @@
 </file>
 
 <file path=customXml/item1.xml><?xml version="1.0" encoding="utf-8"?>
-<b:Sources xmlns:b="http://schemas.openxmlformats.org/officeDocument/2006/bibliography" xmlns="http://schemas.openxmlformats.org/officeDocument/2006/bibliography" SelectedStyle="\APASixthEditionOfficeOnline.xsl" StyleName="APA" Version="6"/>
-</file>
-
-<file path=customXml/item2.xml><?xml version="1.0" encoding="utf-8"?>
 <go:gDocsCustomXmlDataStorage xmlns:go="http://customooxmlschemas.google.com/" xmlns:r="http://schemas.openxmlformats.org/officeDocument/2006/relationships" uri="GoogleDocsCustomDataVersion2">
   <go:docsCustomData xmlns:go="http://customooxmlschemas.google.com/" roundtripDataSignature="AMtx7mgn0l9GK4h4DQ3+Y+FJ7YYKWE68tg==">CgMxLjAyCGguZ2pkZ3hzMgloLjMwajB6bGwyCWguMWZvYjl0ZTIJaC4zem55c2g3MgloLjJldDkycDA4AHIhMWNpU3V3T3FWY3FYN213alY5TlhqMFlMS0MzcEtWVDZf</go:docsCustomData>
 </go:gDocsCustomXmlDataStorage>
 </file>
 
-<file path=customXml/itemProps1.xml><?xml version="1.0" encoding="utf-8"?>
-<ds:datastoreItem xmlns:ds="http://schemas.openxmlformats.org/officeDocument/2006/customXml" ds:itemID="{A8BE54C3-947E-43D7-9A8E-8DE25D4B9044}">
-  <ds:schemaRefs>
-    <ds:schemaRef ds:uri="http://schemas.openxmlformats.org/officeDocument/2006/bibliography"/>
-  </ds:schemaRefs>
-</ds:datastoreItem>
+<file path=customXml/item2.xml><?xml version="1.0" encoding="utf-8"?>
+<b:Sources xmlns:b="http://schemas.openxmlformats.org/officeDocument/2006/bibliography" xmlns="http://schemas.openxmlformats.org/officeDocument/2006/bibliography" SelectedStyle="\APASixthEditionOfficeOnline.xsl" StyleName="APA" Version="6"/>
 </file>
 
-<file path=customXml/itemProps2.xml><?xml version="1.0" encoding="utf-8"?>
+<file path=customXml/itemProps1.xml><?xml version="1.0" encoding="utf-8"?>
 <ds:datastoreItem xmlns:ds="http://schemas.openxmlformats.org/officeDocument/2006/customXml" ds:itemID="{11111111-1234-1234-1234-123412341234}">
   <ds:schemaRefs>
     <ds:schemaRef ds:uri="http://customooxmlschemas.google.com/"/>
     <ds:schemaRef ds:uri="http://schemas.openxmlformats.org/officeDocument/2006/relationships"/>
   </ds:schemaRefs>
 </ds:datastoreItem>
+</file>
+
+<file path=customXml/itemProps2.xml><?xml version="1.0" encoding="utf-8"?>
+<ds:datastoreItem xmlns:ds="http://schemas.openxmlformats.org/officeDocument/2006/customXml" ds:itemID="{A8BE54C3-947E-43D7-9A8E-8DE25D4B9044}">
+  <ds:schemaRefs>
+    <ds:schemaRef ds:uri="http://schemas.openxmlformats.org/officeDocument/2006/bibliography"/>
+  </ds:schemaRefs>
+</ds:datastoreItem>
 </file>